--- a/docs/summaries/ECBA - Study Summaries.docx
+++ b/docs/summaries/ECBA - Study Summaries.docx
@@ -1671,8 +1671,79 @@
           <w:sz w:val="20"/>
           <w:szCs w:val="20"/>
         </w:rPr>
-        <w:t xml:space="preserve">Each section follows the official activity statements of its domain. Blue boxes flag what must be known word for word; red boxes flag the confusions the exam most often exploits to build its distractors. The tables are meant for fast revision in the days before the exam.</w:t>
-      </w:r>
+        <w:t xml:space="preserve">Each section follows the official activity statements of its domain. Blue boxes flag what must be known word for word; red boxes flag the distinctions that are easiest to confuse. The tables are meant for fast revision in the days before the exam.</w:t>
+      </w:r>
+    </w:p>
+    <w:p>
+      <w:pPr>
+        <w:spacing w:after="160"/>
+      </w:pPr>
+    </w:p>
+    <w:tbl>
+      <w:tblPr>
+        <w:tblW w:type="dxa" w:w="9000"/>
+        <w:tblBorders>
+          <w:top w:val="none"/>
+          <w:left w:val="single" w:color="2F5DE3" w:sz="18"/>
+          <w:bottom w:val="none"/>
+          <w:right w:val="none"/>
+          <w:insideH w:val="none"/>
+          <w:insideV w:val="none"/>
+        </w:tblBorders>
+      </w:tblPr>
+      <w:tblGrid>
+        <w:gridCol w:w="9000"/>
+      </w:tblGrid>
+      <w:tr>
+        <w:tc>
+          <w:tcPr>
+            <w:tcW w:type="dxa" w:w="9000"/>
+            <w:shd w:fill="E8EDFD" w:color="auto" w:val="clear"/>
+            <w:tcMar>
+              <w:top w:type="dxa" w:w="120"/>
+              <w:left w:type="dxa" w:w="160"/>
+              <w:bottom w:type="dxa" w:w="120"/>
+              <w:right w:type="dxa" w:w="160"/>
+            </w:tcMar>
+          </w:tcPr>
+          <w:p>
+            <w:pPr>
+              <w:spacing w:after="40"/>
+            </w:pPr>
+            <w:r>
+              <w:rPr>
+                <w:rFonts w:ascii="Calibri" w:cs="Calibri" w:eastAsia="Calibri" w:hAnsi="Calibri"/>
+                <w:b/>
+                <w:bCs/>
+                <w:color w:val="2F5DE3"/>
+                <w:spacing w:val="20"/>
+                <w:sz w:val="15"/>
+                <w:szCs w:val="15"/>
+              </w:rPr>
+              <w:t xml:space="preserve">KEY POINT</w:t>
+            </w:r>
+          </w:p>
+          <w:p>
+            <w:pPr>
+              <w:spacing w:after="0" w:line="264"/>
+            </w:pPr>
+            <w:r>
+              <w:rPr>
+                <w:rFonts w:ascii="Calibri" w:cs="Calibri" w:eastAsia="Calibri" w:hAnsi="Calibri"/>
+                <w:color w:val="16181D"/>
+                <w:sz w:val="19"/>
+                <w:szCs w:val="19"/>
+              </w:rPr>
+              <w:t xml:space="preserve">The red boxes are not derived from real exam questions: IIBA does not publish its question bank. They flag the points where the official documents define two concepts closely and contrastively — internal versus external, verify versus validate, goal versus objective — and which therefore lend themselves to confusion. They are areas worth testing your own understanding against, not predictions of how the exam will word its questions.</w:t>
+            </w:r>
+          </w:p>
+        </w:tc>
+      </w:tr>
+    </w:tbl>
+    <w:p>
+      <w:pPr>
+        <w:spacing w:after="200"/>
+      </w:pPr>
     </w:p>
     <w:p>
       <w:pPr>

--- a/docs/summaries/ECBA - Study Summaries.docx
+++ b/docs/summaries/ECBA - Study Summaries.docx
@@ -97,7 +97,7 @@
           <w:sz w:val="18"/>
           <w:szCs w:val="18"/>
         </w:rPr>
-        <w:t xml:space="preserve">Sources: The Business Analysis Standard v2.0 · BABOK Guide v3 · ECBA Exam Blueprint V1.1</w:t>
+        <w:t xml:space="preserve">IIBA sources: BA Standard v2.0 · BABOK Guide v3 · Exam Blueprint V1.1 · Syllabus Map · Learning Outcomes · Sample Exam Questions</w:t>
       </w:r>
     </w:p>
     <w:p>
@@ -1632,7 +1632,7 @@
                 <w:sz w:val="19"/>
                 <w:szCs w:val="19"/>
               </w:rPr>
-              <w:t xml:space="preserve">IIBA does not publish the passing score: the result is scaled. The 70% used here is only a reasonable self-assessment threshold.</w:t>
+              <w:t xml:space="preserve">IIBA does not publish the passing score: the result is scaled, and the threshold for the version in force since 21 July 2025 was set afterwards, through a passing standard study on a sample of candidates. The 70% used here is only a reasonable self-assessment threshold, not the official score.</w:t>
             </w:r>
           </w:p>
         </w:tc>
@@ -1657,7 +1657,7 @@
           <w:sz w:val="22"/>
           <w:szCs w:val="22"/>
         </w:rPr>
-        <w:t xml:space="preserve">How to use these summaries</w:t>
+        <w:t xml:space="preserve">How the questions are worded</w:t>
       </w:r>
     </w:p>
     <w:p>
@@ -1671,7 +1671,130 @@
           <w:sz w:val="20"/>
           <w:szCs w:val="20"/>
         </w:rPr>
-        <w:t xml:space="preserve">Each section follows the official activity statements of its domain. Blue boxes flag what must be known word for word; red boxes flag the distinctions that are easiest to confuse. The tables are meant for fast revision in the days before the exam.</w:t>
+        <w:t xml:space="preserve">IIBA publishes ten official sample questions. Ten is not many, but it is enough to pin down the format, because they are all built the same way.</w:t>
+      </w:r>
+    </w:p>
+    <w:p>
+      <w:pPr>
+        <w:pStyle w:val="ListParagraph"/>
+        <w:numPr>
+          <w:ilvl w:val="0"/>
+          <w:numId w:val="2"/>
+        </w:numPr>
+        <w:spacing w:after="80" w:line="276"/>
+      </w:pPr>
+      <w:r>
+        <w:rPr>
+          <w:rFonts w:ascii="Calibri" w:cs="Calibri" w:eastAsia="Calibri" w:hAnsi="Calibri"/>
+          <w:color w:val="16181D"/>
+          <w:sz w:val="20"/>
+          <w:szCs w:val="20"/>
+        </w:rPr>
+        <w:t xml:space="preserve">Every question names the activity statement it belongs to — "Activity Statement: 4.1 Understand the factors that impact the work that you are doing". You always know what is being tested.</w:t>
+      </w:r>
+    </w:p>
+    <w:p>
+      <w:pPr>
+        <w:pStyle w:val="ListParagraph"/>
+        <w:numPr>
+          <w:ilvl w:val="0"/>
+          <w:numId w:val="2"/>
+        </w:numPr>
+        <w:spacing w:after="80" w:line="276"/>
+      </w:pPr>
+      <w:r>
+        <w:rPr>
+          <w:rFonts w:ascii="Calibri" w:cs="Calibri" w:eastAsia="Calibri" w:hAnsi="Calibri"/>
+          <w:color w:val="16181D"/>
+          <w:sz w:val="20"/>
+          <w:szCs w:val="20"/>
+        </w:rPr>
+        <w:t xml:space="preserve">The stem describes a short professional situation, nearly always in the second person: you are the one who has to decide.</w:t>
+      </w:r>
+    </w:p>
+    <w:p>
+      <w:pPr>
+        <w:pStyle w:val="ListParagraph"/>
+        <w:numPr>
+          <w:ilvl w:val="0"/>
+          <w:numId w:val="2"/>
+        </w:numPr>
+        <w:spacing w:after="80" w:line="276"/>
+      </w:pPr>
+      <w:r>
+        <w:rPr>
+          <w:rFonts w:ascii="Calibri" w:cs="Calibri" w:eastAsia="Calibri" w:hAnsi="Calibri"/>
+          <w:color w:val="16181D"/>
+          <w:sz w:val="20"/>
+          <w:szCs w:val="20"/>
+        </w:rPr>
+        <w:t xml:space="preserve">Seven of the ten samples carry a keyword in capitals — FIRST, NEXT, MOST appropriate, BEST. They do not ask what is right, but what comes first.</w:t>
+      </w:r>
+    </w:p>
+    <w:p>
+      <w:pPr>
+        <w:pStyle w:val="ListParagraph"/>
+        <w:numPr>
+          <w:ilvl w:val="0"/>
+          <w:numId w:val="2"/>
+        </w:numPr>
+        <w:spacing w:after="80" w:line="276"/>
+      </w:pPr>
+      <w:r>
+        <w:rPr>
+          <w:rFonts w:ascii="Calibri" w:cs="Calibri" w:eastAsia="Calibri" w:hAnsi="Calibri"/>
+          <w:color w:val="16181D"/>
+          <w:sz w:val="20"/>
+          <w:szCs w:val="20"/>
+        </w:rPr>
+        <w:t xml:space="preserve">The four options are plausible actions, not definitions: none is obviously absurd, and the distractors are things you would genuinely do at some other moment.</w:t>
+      </w:r>
+    </w:p>
+    <w:p>
+      <w:pPr>
+        <w:pStyle w:val="ListParagraph"/>
+        <w:numPr>
+          <w:ilvl w:val="0"/>
+          <w:numId w:val="2"/>
+        </w:numPr>
+        <w:spacing w:after="80" w:line="276"/>
+      </w:pPr>
+      <w:r>
+        <w:rPr>
+          <w:rFonts w:ascii="Calibri" w:cs="Calibri" w:eastAsia="Calibri" w:hAnsi="Calibri"/>
+          <w:color w:val="16181D"/>
+          <w:sz w:val="20"/>
+          <w:szCs w:val="20"/>
+        </w:rPr>
+        <w:t xml:space="preserve">Four options, one correct answer, no penalty for a wrong one: never leave a question blank.</w:t>
+      </w:r>
+    </w:p>
+    <w:p>
+      <w:pPr>
+        <w:spacing w:after="120" w:line="276"/>
+      </w:pPr>
+      <w:r>
+        <w:rPr>
+          <w:rFonts w:ascii="Calibri" w:cs="Calibri" w:eastAsia="Calibri" w:hAnsi="Calibri"/>
+          <w:color w:val="16181D"/>
+          <w:sz w:val="20"/>
+          <w:szCs w:val="20"/>
+        </w:rPr>
+        <w:t xml:space="preserve">The correct answers follow a consistent pattern too: understand before acting (analyse the current state, run a risk-benefit analysis), go back to the stakeholder instead of deciding for them, document and communicate instead of going over someone's head, look for the compliant alternative instead of forcing the rule or stopping the work. Options that escalate straight to management, remove the problem, or pause the initiative are almost always distractors.</w:t>
+      </w:r>
+    </w:p>
+    <w:p>
+      <w:pPr>
+        <w:spacing w:after="120" w:line="276"/>
+      </w:pPr>
+      <w:r>
+        <w:rPr>
+          <w:rFonts w:ascii="Calibri" w:cs="Calibri" w:eastAsia="Calibri" w:hAnsi="Calibri"/>
+          <w:color w:val="16181D"/>
+          <w:sz w:val="20"/>
+          <w:szCs w:val="20"/>
+        </w:rPr>
+        <w:t xml:space="preserve">Activity statements appear on screen with their official Syllabus Map titles, so the paragraph headings in these summaries use those titles verbatim — you will recognise them immediately during the exam.</w:t>
       </w:r>
     </w:p>
     <w:p>
@@ -1734,6 +1857,108 @@
                 <w:sz w:val="19"/>
                 <w:szCs w:val="19"/>
               </w:rPr>
+              <w:t xml:space="preserve">About 70% of the questions in the app's exam simulation follow this situational style. The rest are recall questions, which the blueprint still allows for: it speaks of "situation-based AND standard multiple-choice questions".</w:t>
+            </w:r>
+          </w:p>
+        </w:tc>
+      </w:tr>
+    </w:tbl>
+    <w:p>
+      <w:pPr>
+        <w:spacing w:after="200"/>
+      </w:pPr>
+    </w:p>
+    <w:p>
+      <w:pPr>
+        <w:pStyle w:val="Heading3"/>
+        <w:spacing w:after="100" w:before="260"/>
+      </w:pPr>
+      <w:r>
+        <w:rPr>
+          <w:rFonts w:ascii="Calibri" w:cs="Calibri" w:eastAsia="Calibri" w:hAnsi="Calibri"/>
+          <w:b/>
+          <w:bCs/>
+          <w:color w:val="2F5DE3"/>
+          <w:sz w:val="22"/>
+          <w:szCs w:val="22"/>
+        </w:rPr>
+        <w:t xml:space="preserve">How to use these summaries</w:t>
+      </w:r>
+    </w:p>
+    <w:p>
+      <w:pPr>
+        <w:spacing w:after="120" w:line="276"/>
+      </w:pPr>
+      <w:r>
+        <w:rPr>
+          <w:rFonts w:ascii="Calibri" w:cs="Calibri" w:eastAsia="Calibri" w:hAnsi="Calibri"/>
+          <w:color w:val="16181D"/>
+          <w:sz w:val="20"/>
+          <w:szCs w:val="20"/>
+        </w:rPr>
+        <w:t xml:space="preserve">Each section follows the official activity statements of its domain. Blue boxes flag what must be known word for word; red boxes flag the distinctions that are easiest to confuse. The tables are meant for fast revision in the days before the exam.</w:t>
+      </w:r>
+    </w:p>
+    <w:p>
+      <w:pPr>
+        <w:spacing w:after="160"/>
+      </w:pPr>
+    </w:p>
+    <w:tbl>
+      <w:tblPr>
+        <w:tblW w:type="dxa" w:w="9000"/>
+        <w:tblBorders>
+          <w:top w:val="none"/>
+          <w:left w:val="single" w:color="2F5DE3" w:sz="18"/>
+          <w:bottom w:val="none"/>
+          <w:right w:val="none"/>
+          <w:insideH w:val="none"/>
+          <w:insideV w:val="none"/>
+        </w:tblBorders>
+      </w:tblPr>
+      <w:tblGrid>
+        <w:gridCol w:w="9000"/>
+      </w:tblGrid>
+      <w:tr>
+        <w:tc>
+          <w:tcPr>
+            <w:tcW w:type="dxa" w:w="9000"/>
+            <w:shd w:fill="E8EDFD" w:color="auto" w:val="clear"/>
+            <w:tcMar>
+              <w:top w:type="dxa" w:w="120"/>
+              <w:left w:type="dxa" w:w="160"/>
+              <w:bottom w:type="dxa" w:w="120"/>
+              <w:right w:type="dxa" w:w="160"/>
+            </w:tcMar>
+          </w:tcPr>
+          <w:p>
+            <w:pPr>
+              <w:spacing w:after="40"/>
+            </w:pPr>
+            <w:r>
+              <w:rPr>
+                <w:rFonts w:ascii="Calibri" w:cs="Calibri" w:eastAsia="Calibri" w:hAnsi="Calibri"/>
+                <w:b/>
+                <w:bCs/>
+                <w:color w:val="2F5DE3"/>
+                <w:spacing w:val="20"/>
+                <w:sz w:val="15"/>
+                <w:szCs w:val="15"/>
+              </w:rPr>
+              <w:t xml:space="preserve">KEY POINT</w:t>
+            </w:r>
+          </w:p>
+          <w:p>
+            <w:pPr>
+              <w:spacing w:after="0" w:line="264"/>
+            </w:pPr>
+            <w:r>
+              <w:rPr>
+                <w:rFonts w:ascii="Calibri" w:cs="Calibri" w:eastAsia="Calibri" w:hAnsi="Calibri"/>
+                <w:color w:val="16181D"/>
+                <w:sz w:val="19"/>
+                <w:szCs w:val="19"/>
+              </w:rPr>
               <w:t xml:space="preserve">The red boxes are not derived from real exam questions: IIBA does not publish its question bank. They flag the points where the official documents define two concepts closely and contrastively — internal versus external, verify versus validate, goal versus objective — and which therefore lend themselves to confusion. They are areas worth testing your own understanding against, not predictions of how the exam will word its questions.</w:t>
             </w:r>
           </w:p>
@@ -1844,7 +2069,34 @@
           <w:sz w:val="22"/>
           <w:szCs w:val="22"/>
         </w:rPr>
-        <w:t xml:space="preserve">1.1 What business analysis is</w:t>
+        <w:t xml:space="preserve">1.1 Define Business Analysis</w:t>
+      </w:r>
+    </w:p>
+    <w:p>
+      <w:pPr>
+        <w:spacing w:after="140" w:line="264"/>
+      </w:pPr>
+      <w:r>
+        <w:rPr>
+          <w:rFonts w:ascii="Calibri" w:cs="Calibri" w:eastAsia="Calibri" w:hAnsi="Calibri"/>
+          <w:b/>
+          <w:bCs/>
+          <w:color w:val="2F5DE3"/>
+          <w:sz w:val="17"/>
+          <w:szCs w:val="17"/>
+        </w:rPr>
+        <w:t xml:space="preserve">Study: </w:t>
+      </w:r>
+      <w:r>
+        <w:rPr>
+          <w:rFonts w:ascii="Calibri" w:cs="Calibri" w:eastAsia="Calibri" w:hAnsi="Calibri"/>
+          <w:i/>
+          <w:iCs/>
+          <w:color w:val="5C6572"/>
+          <w:sz w:val="17"/>
+          <w:szCs w:val="17"/>
+        </w:rPr>
+        <w:t xml:space="preserve">BA Standard 2 · BABOK 1</w:t>
       </w:r>
     </w:p>
     <w:p>
@@ -1932,7 +2184,34 @@
           <w:sz w:val="22"/>
           <w:szCs w:val="22"/>
         </w:rPr>
-        <w:t xml:space="preserve">1.2 The BACCM — the six core concepts</w:t>
+        <w:t xml:space="preserve">1.2 Business Analysis Core Concept Model (BACCM)</w:t>
+      </w:r>
+    </w:p>
+    <w:p>
+      <w:pPr>
+        <w:spacing w:after="140" w:line="264"/>
+      </w:pPr>
+      <w:r>
+        <w:rPr>
+          <w:rFonts w:ascii="Calibri" w:cs="Calibri" w:eastAsia="Calibri" w:hAnsi="Calibri"/>
+          <w:b/>
+          <w:bCs/>
+          <w:color w:val="2F5DE3"/>
+          <w:sz w:val="17"/>
+          <w:szCs w:val="17"/>
+        </w:rPr>
+        <w:t xml:space="preserve">Study: </w:t>
+      </w:r>
+      <w:r>
+        <w:rPr>
+          <w:rFonts w:ascii="Calibri" w:cs="Calibri" w:eastAsia="Calibri" w:hAnsi="Calibri"/>
+          <w:i/>
+          <w:iCs/>
+          <w:color w:val="5C6572"/>
+          <w:sz w:val="17"/>
+          <w:szCs w:val="17"/>
+        </w:rPr>
+        <w:t xml:space="preserve">BA Standard 2 · BABOK 2 · BABOK 7.6</w:t>
       </w:r>
     </w:p>
     <w:p>
@@ -2735,7 +3014,34 @@
           <w:sz w:val="22"/>
           <w:szCs w:val="22"/>
         </w:rPr>
-        <w:t xml:space="preserve">1.3 The nine critical functions</w:t>
+        <w:t xml:space="preserve">1.3 Importance of Business Analysis</w:t>
+      </w:r>
+    </w:p>
+    <w:p>
+      <w:pPr>
+        <w:spacing w:after="140" w:line="264"/>
+      </w:pPr>
+      <w:r>
+        <w:rPr>
+          <w:rFonts w:ascii="Calibri" w:cs="Calibri" w:eastAsia="Calibri" w:hAnsi="Calibri"/>
+          <w:b/>
+          <w:bCs/>
+          <w:color w:val="2F5DE3"/>
+          <w:sz w:val="17"/>
+          <w:szCs w:val="17"/>
+        </w:rPr>
+        <w:t xml:space="preserve">Study: </w:t>
+      </w:r>
+      <w:r>
+        <w:rPr>
+          <w:rFonts w:ascii="Calibri" w:cs="Calibri" w:eastAsia="Calibri" w:hAnsi="Calibri"/>
+          <w:i/>
+          <w:iCs/>
+          <w:color w:val="5C6572"/>
+          <w:sz w:val="17"/>
+          <w:szCs w:val="17"/>
+        </w:rPr>
+        <w:t xml:space="preserve">BA Standard 2 · BABOK 3.5 · BABOK 4.5 · BABOK 6.3 · BABOK 7.5 · BABOK 7.6 · BABOK 8.5</w:t>
       </w:r>
     </w:p>
     <w:p>
@@ -3429,7 +3735,34 @@
           <w:sz w:val="22"/>
           <w:szCs w:val="22"/>
         </w:rPr>
-        <w:t xml:space="preserve">1.4 Value</w:t>
+        <w:t xml:space="preserve">1.4 Outcomes and Value Creation</w:t>
+      </w:r>
+    </w:p>
+    <w:p>
+      <w:pPr>
+        <w:spacing w:after="140" w:line="264"/>
+      </w:pPr>
+      <w:r>
+        <w:rPr>
+          <w:rFonts w:ascii="Calibri" w:cs="Calibri" w:eastAsia="Calibri" w:hAnsi="Calibri"/>
+          <w:b/>
+          <w:bCs/>
+          <w:color w:val="2F5DE3"/>
+          <w:sz w:val="17"/>
+          <w:szCs w:val="17"/>
+        </w:rPr>
+        <w:t xml:space="preserve">Study: </w:t>
+      </w:r>
+      <w:r>
+        <w:rPr>
+          <w:rFonts w:ascii="Calibri" w:cs="Calibri" w:eastAsia="Calibri" w:hAnsi="Calibri"/>
+          <w:i/>
+          <w:iCs/>
+          <w:color w:val="5C6572"/>
+          <w:sz w:val="17"/>
+          <w:szCs w:val="17"/>
+        </w:rPr>
+        <w:t xml:space="preserve">BA Standard 2 · BABOK 7.3 · BABOK 7.4 · BABOK 7.6</w:t>
       </w:r>
     </w:p>
     <w:p>
@@ -3982,7 +4315,34 @@
           <w:sz w:val="22"/>
           <w:szCs w:val="22"/>
         </w:rPr>
-        <w:t xml:space="preserve">2.1 What a mindset is</w:t>
+        <w:t xml:space="preserve">2.1 Importance of Mindset</w:t>
+      </w:r>
+    </w:p>
+    <w:p>
+      <w:pPr>
+        <w:spacing w:after="140" w:line="264"/>
+      </w:pPr>
+      <w:r>
+        <w:rPr>
+          <w:rFonts w:ascii="Calibri" w:cs="Calibri" w:eastAsia="Calibri" w:hAnsi="Calibri"/>
+          <w:b/>
+          <w:bCs/>
+          <w:color w:val="2F5DE3"/>
+          <w:sz w:val="17"/>
+          <w:szCs w:val="17"/>
+        </w:rPr>
+        <w:t xml:space="preserve">Study: </w:t>
+      </w:r>
+      <w:r>
+        <w:rPr>
+          <w:rFonts w:ascii="Calibri" w:cs="Calibri" w:eastAsia="Calibri" w:hAnsi="Calibri"/>
+          <w:i/>
+          <w:iCs/>
+          <w:color w:val="5C6572"/>
+          <w:sz w:val="17"/>
+          <w:szCs w:val="17"/>
+        </w:rPr>
+        <w:t xml:space="preserve">BA Standard 3</w:t>
       </w:r>
     </w:p>
     <w:p>
@@ -4027,7 +4387,34 @@
           <w:sz w:val="22"/>
           <w:szCs w:val="22"/>
         </w:rPr>
-        <w:t xml:space="preserve">2.2 The nine shared values</w:t>
+        <w:t xml:space="preserve">2.2 Ways to Think About Business Analysis</w:t>
+      </w:r>
+    </w:p>
+    <w:p>
+      <w:pPr>
+        <w:spacing w:after="140" w:line="264"/>
+      </w:pPr>
+      <w:r>
+        <w:rPr>
+          <w:rFonts w:ascii="Calibri" w:cs="Calibri" w:eastAsia="Calibri" w:hAnsi="Calibri"/>
+          <w:b/>
+          <w:bCs/>
+          <w:color w:val="2F5DE3"/>
+          <w:sz w:val="17"/>
+          <w:szCs w:val="17"/>
+        </w:rPr>
+        <w:t xml:space="preserve">Study: </w:t>
+      </w:r>
+      <w:r>
+        <w:rPr>
+          <w:rFonts w:ascii="Calibri" w:cs="Calibri" w:eastAsia="Calibri" w:hAnsi="Calibri"/>
+          <w:i/>
+          <w:iCs/>
+          <w:color w:val="5C6572"/>
+          <w:sz w:val="17"/>
+          <w:szCs w:val="17"/>
+        </w:rPr>
+        <w:t xml:space="preserve">BA Standard 3</w:t>
       </w:r>
     </w:p>
     <w:p>
@@ -4129,7 +4516,34 @@
           <w:sz w:val="22"/>
           <w:szCs w:val="22"/>
         </w:rPr>
-        <w:t xml:space="preserve">2.3 The seven principles</w:t>
+        <w:t xml:space="preserve">2.3 Business Analysis Principles</w:t>
+      </w:r>
+    </w:p>
+    <w:p>
+      <w:pPr>
+        <w:spacing w:after="140" w:line="264"/>
+      </w:pPr>
+      <w:r>
+        <w:rPr>
+          <w:rFonts w:ascii="Calibri" w:cs="Calibri" w:eastAsia="Calibri" w:hAnsi="Calibri"/>
+          <w:b/>
+          <w:bCs/>
+          <w:color w:val="2F5DE3"/>
+          <w:sz w:val="17"/>
+          <w:szCs w:val="17"/>
+        </w:rPr>
+        <w:t xml:space="preserve">Study: </w:t>
+      </w:r>
+      <w:r>
+        <w:rPr>
+          <w:rFonts w:ascii="Calibri" w:cs="Calibri" w:eastAsia="Calibri" w:hAnsi="Calibri"/>
+          <w:i/>
+          <w:iCs/>
+          <w:color w:val="5C6572"/>
+          <w:sz w:val="17"/>
+          <w:szCs w:val="17"/>
+        </w:rPr>
+        <w:t xml:space="preserve">BA Standard 3 · BABOK 8.4 · Agile Extension 2.6-2.7</w:t>
       </w:r>
     </w:p>
     <w:p>
@@ -4640,7 +5054,34 @@
           <w:sz w:val="22"/>
           <w:szCs w:val="22"/>
         </w:rPr>
-        <w:t xml:space="preserve">2.4 Competencies</w:t>
+        <w:t xml:space="preserve">2.4 Foundational Competencies</w:t>
+      </w:r>
+    </w:p>
+    <w:p>
+      <w:pPr>
+        <w:spacing w:after="140" w:line="264"/>
+      </w:pPr>
+      <w:r>
+        <w:rPr>
+          <w:rFonts w:ascii="Calibri" w:cs="Calibri" w:eastAsia="Calibri" w:hAnsi="Calibri"/>
+          <w:b/>
+          <w:bCs/>
+          <w:color w:val="2F5DE3"/>
+          <w:sz w:val="17"/>
+          <w:szCs w:val="17"/>
+        </w:rPr>
+        <w:t xml:space="preserve">Study: </w:t>
+      </w:r>
+      <w:r>
+        <w:rPr>
+          <w:rFonts w:ascii="Calibri" w:cs="Calibri" w:eastAsia="Calibri" w:hAnsi="Calibri"/>
+          <w:i/>
+          <w:iCs/>
+          <w:color w:val="5C6572"/>
+          <w:sz w:val="17"/>
+          <w:szCs w:val="17"/>
+        </w:rPr>
+        <w:t xml:space="preserve">BA Standard 3</w:t>
       </w:r>
     </w:p>
     <w:p>
@@ -5454,7 +5895,34 @@
           <w:sz w:val="22"/>
           <w:szCs w:val="22"/>
         </w:rPr>
-        <w:t xml:space="preserve">3.1 Who performs business analysis</w:t>
+        <w:t xml:space="preserve">3.1 Who Performs Business Analysis</w:t>
+      </w:r>
+    </w:p>
+    <w:p>
+      <w:pPr>
+        <w:spacing w:after="140" w:line="264"/>
+      </w:pPr>
+      <w:r>
+        <w:rPr>
+          <w:rFonts w:ascii="Calibri" w:cs="Calibri" w:eastAsia="Calibri" w:hAnsi="Calibri"/>
+          <w:b/>
+          <w:bCs/>
+          <w:color w:val="2F5DE3"/>
+          <w:sz w:val="17"/>
+          <w:szCs w:val="17"/>
+        </w:rPr>
+        <w:t xml:space="preserve">Study: </w:t>
+      </w:r>
+      <w:r>
+        <w:rPr>
+          <w:rFonts w:ascii="Calibri" w:cs="Calibri" w:eastAsia="Calibri" w:hAnsi="Calibri"/>
+          <w:i/>
+          <w:iCs/>
+          <w:color w:val="5C6572"/>
+          <w:sz w:val="17"/>
+          <w:szCs w:val="17"/>
+        </w:rPr>
+        <w:t xml:space="preserve">BA Standard 4 · BABOK 1</w:t>
       </w:r>
     </w:p>
     <w:p>
@@ -5485,7 +5953,34 @@
           <w:sz w:val="22"/>
           <w:szCs w:val="22"/>
         </w:rPr>
-        <w:t xml:space="preserve">3.2 The three approaches</w:t>
+        <w:t xml:space="preserve">3.2 Approaches to Business Analysis Work and Techniques</w:t>
+      </w:r>
+    </w:p>
+    <w:p>
+      <w:pPr>
+        <w:spacing w:after="140" w:line="264"/>
+      </w:pPr>
+      <w:r>
+        <w:rPr>
+          <w:rFonts w:ascii="Calibri" w:cs="Calibri" w:eastAsia="Calibri" w:hAnsi="Calibri"/>
+          <w:b/>
+          <w:bCs/>
+          <w:color w:val="2F5DE3"/>
+          <w:sz w:val="17"/>
+          <w:szCs w:val="17"/>
+        </w:rPr>
+        <w:t xml:space="preserve">Study: </w:t>
+      </w:r>
+      <w:r>
+        <w:rPr>
+          <w:rFonts w:ascii="Calibri" w:cs="Calibri" w:eastAsia="Calibri" w:hAnsi="Calibri"/>
+          <w:i/>
+          <w:iCs/>
+          <w:color w:val="5C6572"/>
+          <w:sz w:val="17"/>
+          <w:szCs w:val="17"/>
+        </w:rPr>
+        <w:t xml:space="preserve">BA Standard 4 · BABOK 3.1</w:t>
       </w:r>
     </w:p>
     <w:p>
@@ -5939,7 +6434,7 @@
           <w:sz w:val="22"/>
           <w:szCs w:val="22"/>
         </w:rPr>
-        <w:t xml:space="preserve">3.3 The five foundational techniques</w:t>
+        <w:t xml:space="preserve">The five foundational techniques</w:t>
       </w:r>
     </w:p>
     <w:p>
@@ -6041,7 +6536,34 @@
           <w:sz w:val="22"/>
           <w:szCs w:val="22"/>
         </w:rPr>
-        <w:t xml:space="preserve">3.4 Requirements and designs</w:t>
+        <w:t xml:space="preserve">3.4 Understand Requirements and Designs</w:t>
+      </w:r>
+    </w:p>
+    <w:p>
+      <w:pPr>
+        <w:spacing w:after="140" w:line="264"/>
+      </w:pPr>
+      <w:r>
+        <w:rPr>
+          <w:rFonts w:ascii="Calibri" w:cs="Calibri" w:eastAsia="Calibri" w:hAnsi="Calibri"/>
+          <w:b/>
+          <w:bCs/>
+          <w:color w:val="2F5DE3"/>
+          <w:sz w:val="17"/>
+          <w:szCs w:val="17"/>
+        </w:rPr>
+        <w:t xml:space="preserve">Study: </w:t>
+      </w:r>
+      <w:r>
+        <w:rPr>
+          <w:rFonts w:ascii="Calibri" w:cs="Calibri" w:eastAsia="Calibri" w:hAnsi="Calibri"/>
+          <w:i/>
+          <w:iCs/>
+          <w:color w:val="5C6572"/>
+          <w:sz w:val="17"/>
+          <w:szCs w:val="17"/>
+        </w:rPr>
+        <w:t xml:space="preserve">BA Standard 4 · BABOK 2</w:t>
       </w:r>
     </w:p>
     <w:p>
@@ -6949,7 +7471,34 @@
           <w:sz w:val="22"/>
           <w:szCs w:val="22"/>
         </w:rPr>
-        <w:t xml:space="preserve">3.3 Organizational considerations</w:t>
+        <w:t xml:space="preserve">3.3 Understand Organizational Considerations</w:t>
+      </w:r>
+    </w:p>
+    <w:p>
+      <w:pPr>
+        <w:spacing w:after="140" w:line="264"/>
+      </w:pPr>
+      <w:r>
+        <w:rPr>
+          <w:rFonts w:ascii="Calibri" w:cs="Calibri" w:eastAsia="Calibri" w:hAnsi="Calibri"/>
+          <w:b/>
+          <w:bCs/>
+          <w:color w:val="2F5DE3"/>
+          <w:sz w:val="17"/>
+          <w:szCs w:val="17"/>
+        </w:rPr>
+        <w:t xml:space="preserve">Study: </w:t>
+      </w:r>
+      <w:r>
+        <w:rPr>
+          <w:rFonts w:ascii="Calibri" w:cs="Calibri" w:eastAsia="Calibri" w:hAnsi="Calibri"/>
+          <w:i/>
+          <w:iCs/>
+          <w:color w:val="5C6572"/>
+          <w:sz w:val="17"/>
+          <w:szCs w:val="17"/>
+        </w:rPr>
+        <w:t xml:space="preserve">BA Standard 4</w:t>
       </w:r>
     </w:p>
     <w:p>
@@ -7451,7 +8000,34 @@
           <w:sz w:val="22"/>
           <w:szCs w:val="22"/>
         </w:rPr>
-        <w:t xml:space="preserve">4.1 The factors that influence the work</w:t>
+        <w:t xml:space="preserve">4.1 Understand the factors that impact the work that you are doing</w:t>
+      </w:r>
+    </w:p>
+    <w:p>
+      <w:pPr>
+        <w:spacing w:after="140" w:line="264"/>
+      </w:pPr>
+      <w:r>
+        <w:rPr>
+          <w:rFonts w:ascii="Calibri" w:cs="Calibri" w:eastAsia="Calibri" w:hAnsi="Calibri"/>
+          <w:b/>
+          <w:bCs/>
+          <w:color w:val="2F5DE3"/>
+          <w:sz w:val="17"/>
+          <w:szCs w:val="17"/>
+        </w:rPr>
+        <w:t xml:space="preserve">Study: </w:t>
+      </w:r>
+      <w:r>
+        <w:rPr>
+          <w:rFonts w:ascii="Calibri" w:cs="Calibri" w:eastAsia="Calibri" w:hAnsi="Calibri"/>
+          <w:i/>
+          <w:iCs/>
+          <w:color w:val="5C6572"/>
+          <w:sz w:val="17"/>
+          <w:szCs w:val="17"/>
+        </w:rPr>
+        <w:t xml:space="preserve">BABOK 6.1 · BABOK 8.4</w:t>
       </w:r>
     </w:p>
     <w:p>
@@ -7569,6 +8145,77 @@
     </w:p>
     <w:p>
       <w:pPr>
+        <w:spacing w:after="60"/>
+      </w:pPr>
+    </w:p>
+    <w:tbl>
+      <w:tblPr>
+        <w:tblW w:type="dxa" w:w="9000"/>
+        <w:tblBorders>
+          <w:top w:val="none"/>
+          <w:left w:val="single" w:color="2F5DE3" w:sz="18"/>
+          <w:bottom w:val="none"/>
+          <w:right w:val="none"/>
+          <w:insideH w:val="none"/>
+          <w:insideV w:val="none"/>
+        </w:tblBorders>
+      </w:tblPr>
+      <w:tblGrid>
+        <w:gridCol w:w="9000"/>
+      </w:tblGrid>
+      <w:tr>
+        <w:tc>
+          <w:tcPr>
+            <w:tcW w:type="dxa" w:w="9000"/>
+            <w:shd w:fill="E8EDFD" w:color="auto" w:val="clear"/>
+            <w:tcMar>
+              <w:top w:type="dxa" w:w="120"/>
+              <w:left w:type="dxa" w:w="160"/>
+              <w:bottom w:type="dxa" w:w="120"/>
+              <w:right w:type="dxa" w:w="160"/>
+            </w:tcMar>
+          </w:tcPr>
+          <w:p>
+            <w:pPr>
+              <w:spacing w:after="40"/>
+            </w:pPr>
+            <w:r>
+              <w:rPr>
+                <w:rFonts w:ascii="Calibri" w:cs="Calibri" w:eastAsia="Calibri" w:hAnsi="Calibri"/>
+                <w:b/>
+                <w:bCs/>
+                <w:color w:val="2F5DE3"/>
+                <w:spacing w:val="20"/>
+                <w:sz w:val="15"/>
+                <w:szCs w:val="15"/>
+              </w:rPr>
+              <w:t xml:space="preserve">KEY POINT</w:t>
+            </w:r>
+          </w:p>
+          <w:p>
+            <w:pPr>
+              <w:spacing w:after="0" w:line="264"/>
+            </w:pPr>
+            <w:r>
+              <w:rPr>
+                <w:rFonts w:ascii="Calibri" w:cs="Calibri" w:eastAsia="Calibri" w:hAnsi="Calibri"/>
+                <w:color w:val="16181D"/>
+                <w:sz w:val="19"/>
+                <w:szCs w:val="19"/>
+              </w:rPr>
+              <w:t xml:space="preserve">In the official sample question for this activity, the first factor to consider when working out why a process underperforms is its alignment with organizational strategy and business objectives: that is the benchmark performance is judged against. Tools, market conditions and stakeholder attitudes matter, but come later.</w:t>
+            </w:r>
+          </w:p>
+        </w:tc>
+      </w:tr>
+    </w:tbl>
+    <w:p>
+      <w:pPr>
+        <w:spacing w:after="160"/>
+      </w:pPr>
+    </w:p>
+    <w:p>
+      <w:pPr>
         <w:pStyle w:val="Heading3"/>
         <w:spacing w:after="100" w:before="260"/>
       </w:pPr>
@@ -7581,7 +8228,34 @@
           <w:sz w:val="22"/>
           <w:szCs w:val="22"/>
         </w:rPr>
-        <w:t xml:space="preserve">4.2 Identifying and evaluating impacts</w:t>
+        <w:t xml:space="preserve">4.2 Analyze the impact of proposed changes</w:t>
+      </w:r>
+    </w:p>
+    <w:p>
+      <w:pPr>
+        <w:spacing w:after="140" w:line="264"/>
+      </w:pPr>
+      <w:r>
+        <w:rPr>
+          <w:rFonts w:ascii="Calibri" w:cs="Calibri" w:eastAsia="Calibri" w:hAnsi="Calibri"/>
+          <w:b/>
+          <w:bCs/>
+          <w:color w:val="2F5DE3"/>
+          <w:sz w:val="17"/>
+          <w:szCs w:val="17"/>
+        </w:rPr>
+        <w:t xml:space="preserve">Study: </w:t>
+      </w:r>
+      <w:r>
+        <w:rPr>
+          <w:rFonts w:ascii="Calibri" w:cs="Calibri" w:eastAsia="Calibri" w:hAnsi="Calibri"/>
+          <w:i/>
+          <w:iCs/>
+          <w:color w:val="5C6572"/>
+          <w:sz w:val="17"/>
+          <w:szCs w:val="17"/>
+        </w:rPr>
+        <w:t xml:space="preserve">BABOK 3.3 · BABOK 3.4 · BABOK 5.4</w:t>
       </w:r>
     </w:p>
     <w:p>
@@ -8008,7 +8682,34 @@
           <w:sz w:val="22"/>
           <w:szCs w:val="22"/>
         </w:rPr>
-        <w:t xml:space="preserve">4.3 Tracking progress</w:t>
+        <w:t xml:space="preserve">4.3 Support the implementation of changes</w:t>
+      </w:r>
+    </w:p>
+    <w:p>
+      <w:pPr>
+        <w:spacing w:after="140" w:line="264"/>
+      </w:pPr>
+      <w:r>
+        <w:rPr>
+          <w:rFonts w:ascii="Calibri" w:cs="Calibri" w:eastAsia="Calibri" w:hAnsi="Calibri"/>
+          <w:b/>
+          <w:bCs/>
+          <w:color w:val="2F5DE3"/>
+          <w:sz w:val="17"/>
+          <w:szCs w:val="17"/>
+        </w:rPr>
+        <w:t xml:space="preserve">Study: </w:t>
+      </w:r>
+      <w:r>
+        <w:rPr>
+          <w:rFonts w:ascii="Calibri" w:cs="Calibri" w:eastAsia="Calibri" w:hAnsi="Calibri"/>
+          <w:i/>
+          <w:iCs/>
+          <w:color w:val="5C6572"/>
+          <w:sz w:val="17"/>
+          <w:szCs w:val="17"/>
+        </w:rPr>
+        <w:t xml:space="preserve">BABOK 3.3 · BABOK 4.1 · BABOK 5.1 · BABOK 6.2</w:t>
       </w:r>
     </w:p>
     <w:p>
@@ -8022,17 +8723,83 @@
           <w:sz w:val="20"/>
           <w:szCs w:val="20"/>
         </w:rPr>
-        <w:t xml:space="preserve">Two distinct planes, often confused:</w:t>
-      </w:r>
-    </w:p>
-    <w:p>
-      <w:pPr>
-        <w:pStyle w:val="ListParagraph"/>
-        <w:numPr>
-          <w:ilvl w:val="0"/>
-          <w:numId w:val="2"/>
-        </w:numPr>
-        <w:spacing w:after="80" w:line="276"/>
+        <w:t xml:space="preserve">Supporting implementation means staying alongside the change while it is being delivered. Trace Requirements (5.1) keeps the link between needs and delivered components, so you can see at once what a delay or a modification actually touches. Plan Business Analysis Governance (3.3) defines who approves changes and through which process: during implementation you go through it, not through informal agreements. Define Future State (6.2) remains the reference against which you judge whether the work is still heading where it should.</w:t>
+      </w:r>
+    </w:p>
+    <w:p>
+      <w:pPr>
+        <w:spacing w:after="60"/>
+      </w:pPr>
+    </w:p>
+    <w:tbl>
+      <w:tblPr>
+        <w:tblW w:type="dxa" w:w="9000"/>
+        <w:tblBorders>
+          <w:top w:val="none"/>
+          <w:left w:val="single" w:color="2F5DE3" w:sz="18"/>
+          <w:bottom w:val="none"/>
+          <w:right w:val="none"/>
+          <w:insideH w:val="none"/>
+          <w:insideV w:val="none"/>
+        </w:tblBorders>
+      </w:tblPr>
+      <w:tblGrid>
+        <w:gridCol w:w="9000"/>
+      </w:tblGrid>
+      <w:tr>
+        <w:tc>
+          <w:tcPr>
+            <w:tcW w:type="dxa" w:w="9000"/>
+            <w:shd w:fill="E8EDFD" w:color="auto" w:val="clear"/>
+            <w:tcMar>
+              <w:top w:type="dxa" w:w="120"/>
+              <w:left w:type="dxa" w:w="160"/>
+              <w:bottom w:type="dxa" w:w="120"/>
+              <w:right w:type="dxa" w:w="160"/>
+            </w:tcMar>
+          </w:tcPr>
+          <w:p>
+            <w:pPr>
+              <w:spacing w:after="40"/>
+            </w:pPr>
+            <w:r>
+              <w:rPr>
+                <w:rFonts w:ascii="Calibri" w:cs="Calibri" w:eastAsia="Calibri" w:hAnsi="Calibri"/>
+                <w:b/>
+                <w:bCs/>
+                <w:color w:val="2F5DE3"/>
+                <w:spacing w:val="20"/>
+                <w:sz w:val="15"/>
+                <w:szCs w:val="15"/>
+              </w:rPr>
+              <w:t xml:space="preserve">KEY POINT</w:t>
+            </w:r>
+          </w:p>
+          <w:p>
+            <w:pPr>
+              <w:spacing w:after="0" w:line="264"/>
+            </w:pPr>
+            <w:r>
+              <w:rPr>
+                <w:rFonts w:ascii="Calibri" w:cs="Calibri" w:eastAsia="Calibri" w:hAnsi="Calibri"/>
+                <w:color w:val="16181D"/>
+                <w:sz w:val="19"/>
+                <w:szCs w:val="19"/>
+              </w:rPr>
+              <w:t xml:space="preserve">In the official sample question for this activity, faced with a missed milestone the correct answer is neither to escalate straight to management nor to pause monitoring: it is to adjust the plan and communicate the updated timelines to stakeholders. Proactive management plus transparency, not escalation.</w:t>
+            </w:r>
+          </w:p>
+        </w:tc>
+      </w:tr>
+    </w:tbl>
+    <w:p>
+      <w:pPr>
+        <w:spacing w:after="160"/>
+      </w:pPr>
+    </w:p>
+    <w:p>
+      <w:pPr>
+        <w:spacing w:after="120" w:line="276"/>
       </w:pPr>
       <w:r>
         <w:rPr>
@@ -8041,40 +8808,7 @@
           <w:sz w:val="20"/>
           <w:szCs w:val="20"/>
         </w:rPr>
-        <w:t xml:space="preserve">Identify Business Analysis Performance Improvements (3.5) assesses the ANALYSIS WORK and plans how to improve the processes. Its output feeds Plan Stakeholder Engagement and Prepare for Elicitation.</w:t>
-      </w:r>
-    </w:p>
-    <w:p>
-      <w:pPr>
-        <w:pStyle w:val="ListParagraph"/>
-        <w:numPr>
-          <w:ilvl w:val="0"/>
-          <w:numId w:val="2"/>
-        </w:numPr>
-        <w:spacing w:after="80" w:line="276"/>
-      </w:pPr>
-      <w:r>
-        <w:rPr>
-          <w:rFonts w:ascii="Calibri" w:cs="Calibri" w:eastAsia="Calibri" w:hAnsi="Calibri"/>
-          <w:color w:val="16181D"/>
-          <w:sz w:val="20"/>
-          <w:szCs w:val="20"/>
-        </w:rPr>
-        <w:t xml:space="preserve">Measure Solution Performance (8.1) and Analyze Performance Measures (8.2) assess the SOLUTION instead. First you measure, then you analyse.</w:t>
-      </w:r>
-    </w:p>
-    <w:p>
-      <w:pPr>
-        <w:spacing w:after="120" w:line="276"/>
-      </w:pPr>
-      <w:r>
-        <w:rPr>
-          <w:rFonts w:ascii="Calibri" w:cs="Calibri" w:eastAsia="Calibri" w:hAnsi="Calibri"/>
-          <w:color w:val="16181D"/>
-          <w:sz w:val="20"/>
-          <w:szCs w:val="20"/>
-        </w:rPr>
-        <w:t xml:space="preserve">Lessons Learned (10.27) compiles successes, opportunities for improvement, failures and recommendations for future projects or phases.</w:t>
+        <w:t xml:space="preserve">Prepare for Elicitation (4.1) is useful here too: when implementation surfaces missing information, you organise fresh elicitation instead of proceeding on assumptions. Lessons Learned (10.27) compiles successes, opportunities for improvement, failures and recommendations for future projects or phases.</w:t>
       </w:r>
     </w:p>
     <w:p>
@@ -8091,7 +8825,48 @@
           <w:sz w:val="22"/>
           <w:szCs w:val="22"/>
         </w:rPr>
-        <w:t xml:space="preserve">4.4 Proposing improvements</w:t>
+        <w:t xml:space="preserve">4.4 Enable change through straightforward initiatives</w:t>
+      </w:r>
+    </w:p>
+    <w:p>
+      <w:pPr>
+        <w:spacing w:after="140" w:line="264"/>
+      </w:pPr>
+      <w:r>
+        <w:rPr>
+          <w:rFonts w:ascii="Calibri" w:cs="Calibri" w:eastAsia="Calibri" w:hAnsi="Calibri"/>
+          <w:b/>
+          <w:bCs/>
+          <w:color w:val="2F5DE3"/>
+          <w:sz w:val="17"/>
+          <w:szCs w:val="17"/>
+        </w:rPr>
+        <w:t xml:space="preserve">Study: </w:t>
+      </w:r>
+      <w:r>
+        <w:rPr>
+          <w:rFonts w:ascii="Calibri" w:cs="Calibri" w:eastAsia="Calibri" w:hAnsi="Calibri"/>
+          <w:i/>
+          <w:iCs/>
+          <w:color w:val="5C6572"/>
+          <w:sz w:val="17"/>
+          <w:szCs w:val="17"/>
+        </w:rPr>
+        <w:t xml:space="preserve">BABOK 5.1</w:t>
+      </w:r>
+    </w:p>
+    <w:p>
+      <w:pPr>
+        <w:spacing w:after="120" w:line="276"/>
+      </w:pPr>
+      <w:r>
+        <w:rPr>
+          <w:rFonts w:ascii="Calibri" w:cs="Calibri" w:eastAsia="Calibri" w:hAnsi="Calibri"/>
+          <w:color w:val="16181D"/>
+          <w:sz w:val="20"/>
+          <w:szCs w:val="20"/>
+        </w:rPr>
+        <w:t xml:space="preserve">Straightforward initiatives are the small, well-bounded changes a foundational practitioner can carry through alone: a process step to simplify, a report to rework, a rule to clarify. Traceability applies there too (Trace Requirements, 5.1): the link between the need and what you deliver is what separates an improvement from an improvised fix.</w:t>
       </w:r>
     </w:p>
     <w:p>
@@ -8278,7 +9053,34 @@
           <w:sz w:val="22"/>
           <w:szCs w:val="22"/>
         </w:rPr>
-        <w:t xml:space="preserve">5.1 The three types of elicitation</w:t>
+        <w:t xml:space="preserve">5.1 Elicit needs from stakeholders</w:t>
+      </w:r>
+    </w:p>
+    <w:p>
+      <w:pPr>
+        <w:spacing w:after="140" w:line="264"/>
+      </w:pPr>
+      <w:r>
+        <w:rPr>
+          <w:rFonts w:ascii="Calibri" w:cs="Calibri" w:eastAsia="Calibri" w:hAnsi="Calibri"/>
+          <w:b/>
+          <w:bCs/>
+          <w:color w:val="2F5DE3"/>
+          <w:sz w:val="17"/>
+          <w:szCs w:val="17"/>
+        </w:rPr>
+        <w:t xml:space="preserve">Study: </w:t>
+      </w:r>
+      <w:r>
+        <w:rPr>
+          <w:rFonts w:ascii="Calibri" w:cs="Calibri" w:eastAsia="Calibri" w:hAnsi="Calibri"/>
+          <w:i/>
+          <w:iCs/>
+          <w:color w:val="5C6572"/>
+          <w:sz w:val="17"/>
+          <w:szCs w:val="17"/>
+        </w:rPr>
+        <w:t xml:space="preserve">BABOK 4.3 · BABOK 6.1</w:t>
       </w:r>
     </w:p>
     <w:p>
@@ -8760,7 +9562,34 @@
           <w:sz w:val="22"/>
           <w:szCs w:val="22"/>
         </w:rPr>
-        <w:t xml:space="preserve">5.2 Documenting and validating</w:t>
+        <w:t xml:space="preserve">5.2 Capture and refine the needs elicited from stakeholders</w:t>
+      </w:r>
+    </w:p>
+    <w:p>
+      <w:pPr>
+        <w:spacing w:after="140" w:line="264"/>
+      </w:pPr>
+      <w:r>
+        <w:rPr>
+          <w:rFonts w:ascii="Calibri" w:cs="Calibri" w:eastAsia="Calibri" w:hAnsi="Calibri"/>
+          <w:b/>
+          <w:bCs/>
+          <w:color w:val="2F5DE3"/>
+          <w:sz w:val="17"/>
+          <w:szCs w:val="17"/>
+        </w:rPr>
+        <w:t xml:space="preserve">Study: </w:t>
+      </w:r>
+      <w:r>
+        <w:rPr>
+          <w:rFonts w:ascii="Calibri" w:cs="Calibri" w:eastAsia="Calibri" w:hAnsi="Calibri"/>
+          <w:i/>
+          <w:iCs/>
+          <w:color w:val="5C6572"/>
+          <w:sz w:val="17"/>
+          <w:szCs w:val="17"/>
+        </w:rPr>
+        <w:t xml:space="preserve">BABOK 7.1</w:t>
       </w:r>
     </w:p>
     <w:p>
@@ -9256,7 +10085,34 @@
           <w:sz w:val="22"/>
           <w:szCs w:val="22"/>
         </w:rPr>
-        <w:t xml:space="preserve">5.3 Comparing needs and outcomes</w:t>
+        <w:t xml:space="preserve">5.3 Analyze needs to ensure they are feasible and align with business outcomes</w:t>
+      </w:r>
+    </w:p>
+    <w:p>
+      <w:pPr>
+        <w:spacing w:after="140" w:line="264"/>
+      </w:pPr>
+      <w:r>
+        <w:rPr>
+          <w:rFonts w:ascii="Calibri" w:cs="Calibri" w:eastAsia="Calibri" w:hAnsi="Calibri"/>
+          <w:b/>
+          <w:bCs/>
+          <w:color w:val="2F5DE3"/>
+          <w:sz w:val="17"/>
+          <w:szCs w:val="17"/>
+        </w:rPr>
+        <w:t xml:space="preserve">Study: </w:t>
+      </w:r>
+      <w:r>
+        <w:rPr>
+          <w:rFonts w:ascii="Calibri" w:cs="Calibri" w:eastAsia="Calibri" w:hAnsi="Calibri"/>
+          <w:i/>
+          <w:iCs/>
+          <w:color w:val="5C6572"/>
+          <w:sz w:val="17"/>
+          <w:szCs w:val="17"/>
+        </w:rPr>
+        <w:t xml:space="preserve">BABOK 4.3 · BABOK 5.1 · BABOK 6.1</w:t>
       </w:r>
     </w:p>
     <w:p>
@@ -9301,7 +10157,34 @@
           <w:sz w:val="22"/>
           <w:szCs w:val="22"/>
         </w:rPr>
-        <w:t xml:space="preserve">5.4 Prioritizing</w:t>
+        <w:t xml:space="preserve">5.4 Prioritize needs based on their business value and urgency</w:t>
+      </w:r>
+    </w:p>
+    <w:p>
+      <w:pPr>
+        <w:spacing w:after="140" w:line="264"/>
+      </w:pPr>
+      <w:r>
+        <w:rPr>
+          <w:rFonts w:ascii="Calibri" w:cs="Calibri" w:eastAsia="Calibri" w:hAnsi="Calibri"/>
+          <w:b/>
+          <w:bCs/>
+          <w:color w:val="2F5DE3"/>
+          <w:sz w:val="17"/>
+          <w:szCs w:val="17"/>
+        </w:rPr>
+        <w:t xml:space="preserve">Study: </w:t>
+      </w:r>
+      <w:r>
+        <w:rPr>
+          <w:rFonts w:ascii="Calibri" w:cs="Calibri" w:eastAsia="Calibri" w:hAnsi="Calibri"/>
+          <w:i/>
+          <w:iCs/>
+          <w:color w:val="5C6572"/>
+          <w:sz w:val="17"/>
+          <w:szCs w:val="17"/>
+        </w:rPr>
+        <w:t xml:space="preserve">BABOK 5.3 · BABOK 6.1</w:t>
       </w:r>
     </w:p>
     <w:p>
@@ -10024,7 +10907,34 @@
           <w:sz w:val="22"/>
           <w:szCs w:val="22"/>
         </w:rPr>
-        <w:t xml:space="preserve">6.1 Validating the solution</w:t>
+        <w:t xml:space="preserve">6.1 Participate in validating solutions to ensure they meet the need</w:t>
+      </w:r>
+    </w:p>
+    <w:p>
+      <w:pPr>
+        <w:spacing w:after="140" w:line="264"/>
+      </w:pPr>
+      <w:r>
+        <w:rPr>
+          <w:rFonts w:ascii="Calibri" w:cs="Calibri" w:eastAsia="Calibri" w:hAnsi="Calibri"/>
+          <w:b/>
+          <w:bCs/>
+          <w:color w:val="2F5DE3"/>
+          <w:sz w:val="17"/>
+          <w:szCs w:val="17"/>
+        </w:rPr>
+        <w:t xml:space="preserve">Study: </w:t>
+      </w:r>
+      <w:r>
+        <w:rPr>
+          <w:rFonts w:ascii="Calibri" w:cs="Calibri" w:eastAsia="Calibri" w:hAnsi="Calibri"/>
+          <w:i/>
+          <w:iCs/>
+          <w:color w:val="5C6572"/>
+          <w:sz w:val="17"/>
+          <w:szCs w:val="17"/>
+        </w:rPr>
+        <w:t xml:space="preserve">BABOK 7.2 · BABOK 7.3</w:t>
       </w:r>
     </w:p>
     <w:p>
@@ -10283,7 +11193,34 @@
           <w:sz w:val="22"/>
           <w:szCs w:val="22"/>
         </w:rPr>
-        <w:t xml:space="preserve">6.2 Evaluating options</w:t>
+        <w:t xml:space="preserve">6.2 Develop recommendations for potential solutions to business problems</w:t>
+      </w:r>
+    </w:p>
+    <w:p>
+      <w:pPr>
+        <w:spacing w:after="140" w:line="264"/>
+      </w:pPr>
+      <w:r>
+        <w:rPr>
+          <w:rFonts w:ascii="Calibri" w:cs="Calibri" w:eastAsia="Calibri" w:hAnsi="Calibri"/>
+          <w:b/>
+          <w:bCs/>
+          <w:color w:val="2F5DE3"/>
+          <w:sz w:val="17"/>
+          <w:szCs w:val="17"/>
+        </w:rPr>
+        <w:t xml:space="preserve">Study: </w:t>
+      </w:r>
+      <w:r>
+        <w:rPr>
+          <w:rFonts w:ascii="Calibri" w:cs="Calibri" w:eastAsia="Calibri" w:hAnsi="Calibri"/>
+          <w:i/>
+          <w:iCs/>
+          <w:color w:val="5C6572"/>
+          <w:sz w:val="17"/>
+          <w:szCs w:val="17"/>
+        </w:rPr>
+        <w:t xml:space="preserve">BABOK 4.2 · BABOK 6.3 · BABOK 8.5</w:t>
       </w:r>
     </w:p>
     <w:p>
@@ -10366,7 +11303,34 @@
           <w:sz w:val="22"/>
           <w:szCs w:val="22"/>
         </w:rPr>
-        <w:t xml:space="preserve">6.3 Scope and planning</w:t>
+        <w:t xml:space="preserve">6.3 Implement the scope of solutions to business problems</w:t>
+      </w:r>
+    </w:p>
+    <w:p>
+      <w:pPr>
+        <w:spacing w:after="140" w:line="264"/>
+      </w:pPr>
+      <w:r>
+        <w:rPr>
+          <w:rFonts w:ascii="Calibri" w:cs="Calibri" w:eastAsia="Calibri" w:hAnsi="Calibri"/>
+          <w:b/>
+          <w:bCs/>
+          <w:color w:val="2F5DE3"/>
+          <w:sz w:val="17"/>
+          <w:szCs w:val="17"/>
+        </w:rPr>
+        <w:t xml:space="preserve">Study: </w:t>
+      </w:r>
+      <w:r>
+        <w:rPr>
+          <w:rFonts w:ascii="Calibri" w:cs="Calibri" w:eastAsia="Calibri" w:hAnsi="Calibri"/>
+          <w:i/>
+          <w:iCs/>
+          <w:color w:val="5C6572"/>
+          <w:sz w:val="17"/>
+          <w:szCs w:val="17"/>
+        </w:rPr>
+        <w:t xml:space="preserve">BABOK 6.3 · BABOK 7.4 · BABOK 8.1</w:t>
       </w:r>
     </w:p>
     <w:p>
@@ -10482,7 +11446,34 @@
           <w:sz w:val="22"/>
           <w:szCs w:val="22"/>
         </w:rPr>
-        <w:t xml:space="preserve">6.4 Design artifacts</w:t>
+        <w:t xml:space="preserve">6.4 Support the design of business solutions</w:t>
+      </w:r>
+    </w:p>
+    <w:p>
+      <w:pPr>
+        <w:spacing w:after="140" w:line="264"/>
+      </w:pPr>
+      <w:r>
+        <w:rPr>
+          <w:rFonts w:ascii="Calibri" w:cs="Calibri" w:eastAsia="Calibri" w:hAnsi="Calibri"/>
+          <w:b/>
+          <w:bCs/>
+          <w:color w:val="2F5DE3"/>
+          <w:sz w:val="17"/>
+          <w:szCs w:val="17"/>
+        </w:rPr>
+        <w:t xml:space="preserve">Study: </w:t>
+      </w:r>
+      <w:r>
+        <w:rPr>
+          <w:rFonts w:ascii="Calibri" w:cs="Calibri" w:eastAsia="Calibri" w:hAnsi="Calibri"/>
+          <w:i/>
+          <w:iCs/>
+          <w:color w:val="5C6572"/>
+          <w:sz w:val="17"/>
+          <w:szCs w:val="17"/>
+        </w:rPr>
+        <w:t xml:space="preserve">BABOK 3.1 · BABOK 5.1 · BABOK 8.3</w:t>
       </w:r>
     </w:p>
     <w:p>
@@ -11012,7 +12003,34 @@
           <w:sz w:val="22"/>
           <w:szCs w:val="22"/>
         </w:rPr>
-        <w:t xml:space="preserve">7.2 The generic stakeholder roles</w:t>
+        <w:t xml:space="preserve">7.2 Identify stakeholders for your initiatives</w:t>
+      </w:r>
+    </w:p>
+    <w:p>
+      <w:pPr>
+        <w:spacing w:after="140" w:line="264"/>
+      </w:pPr>
+      <w:r>
+        <w:rPr>
+          <w:rFonts w:ascii="Calibri" w:cs="Calibri" w:eastAsia="Calibri" w:hAnsi="Calibri"/>
+          <w:b/>
+          <w:bCs/>
+          <w:color w:val="2F5DE3"/>
+          <w:sz w:val="17"/>
+          <w:szCs w:val="17"/>
+        </w:rPr>
+        <w:t xml:space="preserve">Study: </w:t>
+      </w:r>
+      <w:r>
+        <w:rPr>
+          <w:rFonts w:ascii="Calibri" w:cs="Calibri" w:eastAsia="Calibri" w:hAnsi="Calibri"/>
+          <w:i/>
+          <w:iCs/>
+          <w:color w:val="5C6572"/>
+          <w:sz w:val="17"/>
+          <w:szCs w:val="17"/>
+        </w:rPr>
+        <w:t xml:space="preserve">BABOK 3.2 · BABOK 3.3</w:t>
       </w:r>
     </w:p>
     <w:p>
@@ -11920,7 +12938,34 @@
           <w:sz w:val="22"/>
           <w:szCs w:val="22"/>
         </w:rPr>
-        <w:t xml:space="preserve">7.1 Communicating</w:t>
+        <w:t xml:space="preserve">7.1 Communicate with stakeholders throughout the initiative</w:t>
+      </w:r>
+    </w:p>
+    <w:p>
+      <w:pPr>
+        <w:spacing w:after="140" w:line="264"/>
+      </w:pPr>
+      <w:r>
+        <w:rPr>
+          <w:rFonts w:ascii="Calibri" w:cs="Calibri" w:eastAsia="Calibri" w:hAnsi="Calibri"/>
+          <w:b/>
+          <w:bCs/>
+          <w:color w:val="2F5DE3"/>
+          <w:sz w:val="17"/>
+          <w:szCs w:val="17"/>
+        </w:rPr>
+        <w:t xml:space="preserve">Study: </w:t>
+      </w:r>
+      <w:r>
+        <w:rPr>
+          <w:rFonts w:ascii="Calibri" w:cs="Calibri" w:eastAsia="Calibri" w:hAnsi="Calibri"/>
+          <w:i/>
+          <w:iCs/>
+          <w:color w:val="5C6572"/>
+          <w:sz w:val="17"/>
+          <w:szCs w:val="17"/>
+        </w:rPr>
+        <w:t xml:space="preserve">BABOK 3.3 · BABOK 3.4</w:t>
       </w:r>
     </w:p>
     <w:p>
@@ -11979,7 +13024,34 @@
           <w:sz w:val="22"/>
           <w:szCs w:val="22"/>
         </w:rPr>
-        <w:t xml:space="preserve">7.3 Facilitating collaboration</w:t>
+        <w:t xml:space="preserve">7.3 Manage collaboration and relationships with stakeholders</w:t>
+      </w:r>
+    </w:p>
+    <w:p>
+      <w:pPr>
+        <w:spacing w:after="140" w:line="264"/>
+      </w:pPr>
+      <w:r>
+        <w:rPr>
+          <w:rFonts w:ascii="Calibri" w:cs="Calibri" w:eastAsia="Calibri" w:hAnsi="Calibri"/>
+          <w:b/>
+          <w:bCs/>
+          <w:color w:val="2F5DE3"/>
+          <w:sz w:val="17"/>
+          <w:szCs w:val="17"/>
+        </w:rPr>
+        <w:t xml:space="preserve">Study: </w:t>
+      </w:r>
+      <w:r>
+        <w:rPr>
+          <w:rFonts w:ascii="Calibri" w:cs="Calibri" w:eastAsia="Calibri" w:hAnsi="Calibri"/>
+          <w:i/>
+          <w:iCs/>
+          <w:color w:val="5C6572"/>
+          <w:sz w:val="17"/>
+          <w:szCs w:val="17"/>
+        </w:rPr>
+        <w:t xml:space="preserve">BABOK 4.1 · BABOK 4.2 · BABOK 4.5</w:t>
       </w:r>
     </w:p>
     <w:p>
@@ -12109,7 +13181,34 @@
           <w:sz w:val="22"/>
           <w:szCs w:val="22"/>
         </w:rPr>
-        <w:t xml:space="preserve">7.4 Motivations and drivers</w:t>
+        <w:t xml:space="preserve">7.4 Analyze the motivations and expectations of stakeholders</w:t>
+      </w:r>
+    </w:p>
+    <w:p>
+      <w:pPr>
+        <w:spacing w:after="140" w:line="264"/>
+      </w:pPr>
+      <w:r>
+        <w:rPr>
+          <w:rFonts w:ascii="Calibri" w:cs="Calibri" w:eastAsia="Calibri" w:hAnsi="Calibri"/>
+          <w:b/>
+          <w:bCs/>
+          <w:color w:val="2F5DE3"/>
+          <w:sz w:val="17"/>
+          <w:szCs w:val="17"/>
+        </w:rPr>
+        <w:t xml:space="preserve">Study: </w:t>
+      </w:r>
+      <w:r>
+        <w:rPr>
+          <w:rFonts w:ascii="Calibri" w:cs="Calibri" w:eastAsia="Calibri" w:hAnsi="Calibri"/>
+          <w:i/>
+          <w:iCs/>
+          <w:color w:val="5C6572"/>
+          <w:sz w:val="17"/>
+          <w:szCs w:val="17"/>
+        </w:rPr>
+        <w:t xml:space="preserve">BABOK 3.3 · BABOK 4.5</w:t>
       </w:r>
     </w:p>
     <w:p>
@@ -12320,7 +13419,34 @@
           <w:sz w:val="22"/>
           <w:szCs w:val="22"/>
         </w:rPr>
-        <w:t xml:space="preserve">8.1 Outcomes and objectives</w:t>
+        <w:t xml:space="preserve">8.1 Understand the outcome that needs to be produced</w:t>
+      </w:r>
+    </w:p>
+    <w:p>
+      <w:pPr>
+        <w:spacing w:after="140" w:line="264"/>
+      </w:pPr>
+      <w:r>
+        <w:rPr>
+          <w:rFonts w:ascii="Calibri" w:cs="Calibri" w:eastAsia="Calibri" w:hAnsi="Calibri"/>
+          <w:b/>
+          <w:bCs/>
+          <w:color w:val="2F5DE3"/>
+          <w:sz w:val="17"/>
+          <w:szCs w:val="17"/>
+        </w:rPr>
+        <w:t xml:space="preserve">Study: </w:t>
+      </w:r>
+      <w:r>
+        <w:rPr>
+          <w:rFonts w:ascii="Calibri" w:cs="Calibri" w:eastAsia="Calibri" w:hAnsi="Calibri"/>
+          <w:i/>
+          <w:iCs/>
+          <w:color w:val="5C6572"/>
+          <w:sz w:val="17"/>
+          <w:szCs w:val="17"/>
+        </w:rPr>
+        <w:t xml:space="preserve">BABOK 6.2 · BABOK 8.4</w:t>
       </w:r>
     </w:p>
     <w:p>
@@ -12648,7 +13774,34 @@
           <w:sz w:val="22"/>
           <w:szCs w:val="22"/>
         </w:rPr>
-        <w:t xml:space="preserve">8.2 Value opportunities and barriers</w:t>
+        <w:t xml:space="preserve">8.2 Help support the team in creating value</w:t>
+      </w:r>
+    </w:p>
+    <w:p>
+      <w:pPr>
+        <w:spacing w:after="140" w:line="264"/>
+      </w:pPr>
+      <w:r>
+        <w:rPr>
+          <w:rFonts w:ascii="Calibri" w:cs="Calibri" w:eastAsia="Calibri" w:hAnsi="Calibri"/>
+          <w:b/>
+          <w:bCs/>
+          <w:color w:val="2F5DE3"/>
+          <w:sz w:val="17"/>
+          <w:szCs w:val="17"/>
+        </w:rPr>
+        <w:t xml:space="preserve">Study: </w:t>
+      </w:r>
+      <w:r>
+        <w:rPr>
+          <w:rFonts w:ascii="Calibri" w:cs="Calibri" w:eastAsia="Calibri" w:hAnsi="Calibri"/>
+          <w:i/>
+          <w:iCs/>
+          <w:color w:val="5C6572"/>
+          <w:sz w:val="17"/>
+          <w:szCs w:val="17"/>
+        </w:rPr>
+        <w:t xml:space="preserve">BABOK 6.3 · BABOK 6.4 · BABOK 8.2 · BABOK 8.3</w:t>
       </w:r>
     </w:p>
     <w:p>
@@ -13035,6 +14188,20 @@
     </w:p>
     <w:p>
       <w:pPr>
+        <w:spacing w:after="120" w:line="276"/>
+      </w:pPr>
+      <w:r>
+        <w:rPr>
+          <w:rFonts w:ascii="Calibri" w:cs="Calibri" w:eastAsia="Calibri" w:hAnsi="Calibri"/>
+          <w:color w:val="16181D"/>
+          <w:sz w:val="20"/>
+          <w:szCs w:val="20"/>
+        </w:rPr>
+        <w:t xml:space="preserve">The sequence of the five Solution Evaluation tasks: 8.1 Measure (define and collect) → 8.2 Analyze (turn data into insights about performance relative to value) → 8.3 and 8.4 Assess Limitations (internal and external) → 8.5 Recommend Actions. Data collected without analysis produces no decisions: this is the 8.1 versus 8.2 distinction the exam puts to the test.</w:t>
+      </w:r>
+    </w:p>
+    <w:p>
+      <w:pPr>
         <w:pStyle w:val="Heading3"/>
         <w:spacing w:after="100" w:before="260"/>
       </w:pPr>
@@ -13047,7 +14214,34 @@
           <w:sz w:val="22"/>
           <w:szCs w:val="22"/>
         </w:rPr>
-        <w:t xml:space="preserve">8.3 Communicating how the solution meets its goals</w:t>
+        <w:t xml:space="preserve">8.3 Communicate the value of initiatives or solutions to stakeholders</w:t>
+      </w:r>
+    </w:p>
+    <w:p>
+      <w:pPr>
+        <w:spacing w:after="140" w:line="264"/>
+      </w:pPr>
+      <w:r>
+        <w:rPr>
+          <w:rFonts w:ascii="Calibri" w:cs="Calibri" w:eastAsia="Calibri" w:hAnsi="Calibri"/>
+          <w:b/>
+          <w:bCs/>
+          <w:color w:val="2F5DE3"/>
+          <w:sz w:val="17"/>
+          <w:szCs w:val="17"/>
+        </w:rPr>
+        <w:t xml:space="preserve">Study: </w:t>
+      </w:r>
+      <w:r>
+        <w:rPr>
+          <w:rFonts w:ascii="Calibri" w:cs="Calibri" w:eastAsia="Calibri" w:hAnsi="Calibri"/>
+          <w:i/>
+          <w:iCs/>
+          <w:color w:val="5C6572"/>
+          <w:sz w:val="17"/>
+          <w:szCs w:val="17"/>
+        </w:rPr>
+        <w:t xml:space="preserve">BABOK 3.4 · BABOK 5.5</w:t>
       </w:r>
     </w:p>
     <w:p>
@@ -13061,8 +14255,79 @@
           <w:sz w:val="20"/>
           <w:szCs w:val="20"/>
         </w:rPr>
-        <w:t xml:space="preserve">The sequence of the five Solution Evaluation tasks: 8.1 Measure (define and collect) → 8.2 Analyze (turn data into insights about performance relative to value) → 8.3 and 8.4 Assess Limitations (internal and external) → 8.5 Recommend Actions.</w:t>
-      </w:r>
+        <w:t xml:space="preserve">Communicating value is not listing what was done: it is showing what benefit the organization gets, in the terms that matter to the audience. Plan Business Analysis Information Management (3.4) sets out how information is organised, stored and made accessible; Approve Requirements (5.5) is the moment stakeholders with the necessary authority confirm their agreement.</w:t>
+      </w:r>
+    </w:p>
+    <w:p>
+      <w:pPr>
+        <w:spacing w:after="60"/>
+      </w:pPr>
+    </w:p>
+    <w:tbl>
+      <w:tblPr>
+        <w:tblW w:type="dxa" w:w="9000"/>
+        <w:tblBorders>
+          <w:top w:val="none"/>
+          <w:left w:val="single" w:color="2F5DE3" w:sz="18"/>
+          <w:bottom w:val="none"/>
+          <w:right w:val="none"/>
+          <w:insideH w:val="none"/>
+          <w:insideV w:val="none"/>
+        </w:tblBorders>
+      </w:tblPr>
+      <w:tblGrid>
+        <w:gridCol w:w="9000"/>
+      </w:tblGrid>
+      <w:tr>
+        <w:tc>
+          <w:tcPr>
+            <w:tcW w:type="dxa" w:w="9000"/>
+            <w:shd w:fill="E8EDFD" w:color="auto" w:val="clear"/>
+            <w:tcMar>
+              <w:top w:type="dxa" w:w="120"/>
+              <w:left w:type="dxa" w:w="160"/>
+              <w:bottom w:type="dxa" w:w="120"/>
+              <w:right w:type="dxa" w:w="160"/>
+            </w:tcMar>
+          </w:tcPr>
+          <w:p>
+            <w:pPr>
+              <w:spacing w:after="40"/>
+            </w:pPr>
+            <w:r>
+              <w:rPr>
+                <w:rFonts w:ascii="Calibri" w:cs="Calibri" w:eastAsia="Calibri" w:hAnsi="Calibri"/>
+                <w:b/>
+                <w:bCs/>
+                <w:color w:val="2F5DE3"/>
+                <w:spacing w:val="20"/>
+                <w:sz w:val="15"/>
+                <w:szCs w:val="15"/>
+              </w:rPr>
+              <w:t xml:space="preserve">KEY POINT</w:t>
+            </w:r>
+          </w:p>
+          <w:p>
+            <w:pPr>
+              <w:spacing w:after="0" w:line="264"/>
+            </w:pPr>
+            <w:r>
+              <w:rPr>
+                <w:rFonts w:ascii="Calibri" w:cs="Calibri" w:eastAsia="Calibri" w:hAnsi="Calibri"/>
+                <w:color w:val="16181D"/>
+                <w:sz w:val="19"/>
+                <w:szCs w:val="19"/>
+              </w:rPr>
+              <w:t xml:space="preserve">In the official sample question for this activity, the winning option quantifies the business benefit — "reduces costs by 20% and increases efficiency" — not the one listing technical specifications, hours invested, or adherence to deadlines. Hours, milestones and features are project metrics, not stakeholder value.</w:t>
+            </w:r>
+          </w:p>
+        </w:tc>
+      </w:tr>
+    </w:tbl>
+    <w:p>
+      <w:pPr>
+        <w:spacing w:after="160"/>
+      </w:pPr>
     </w:p>
     <w:p>
       <w:pPr>
@@ -13075,7 +14340,7 @@
           <w:sz w:val="20"/>
           <w:szCs w:val="20"/>
         </w:rPr>
-        <w:t xml:space="preserve">Data collected without analysis produces no decisions: this is the 8.1 versus 8.2 distinction the exam puts to the test.</w:t>
+        <w:t xml:space="preserve">Language and level of detail adapt to the audience, as in Communicate Business Analysis Information (4.4): the sponsor cares about the effect on objectives, the implementation SME about the how.</w:t>
       </w:r>
     </w:p>
     <w:p>
@@ -13092,7 +14357,48 @@
           <w:sz w:val="22"/>
           <w:szCs w:val="22"/>
         </w:rPr>
-        <w:t xml:space="preserve">8.4 Metrics and KPIs (10.28)</w:t>
+        <w:t xml:space="preserve">8.4 Measure the value delivered by your initiatives or solutions</w:t>
+      </w:r>
+    </w:p>
+    <w:p>
+      <w:pPr>
+        <w:spacing w:after="140" w:line="264"/>
+      </w:pPr>
+      <w:r>
+        <w:rPr>
+          <w:rFonts w:ascii="Calibri" w:cs="Calibri" w:eastAsia="Calibri" w:hAnsi="Calibri"/>
+          <w:b/>
+          <w:bCs/>
+          <w:color w:val="2F5DE3"/>
+          <w:sz w:val="17"/>
+          <w:szCs w:val="17"/>
+        </w:rPr>
+        <w:t xml:space="preserve">Study: </w:t>
+      </w:r>
+      <w:r>
+        <w:rPr>
+          <w:rFonts w:ascii="Calibri" w:cs="Calibri" w:eastAsia="Calibri" w:hAnsi="Calibri"/>
+          <w:i/>
+          <w:iCs/>
+          <w:color w:val="5C6572"/>
+          <w:sz w:val="17"/>
+          <w:szCs w:val="17"/>
+        </w:rPr>
+        <w:t xml:space="preserve">BABOK 3.5 · BABOK 8.3 · BABOK 8.4</w:t>
+      </w:r>
+    </w:p>
+    <w:p>
+      <w:pPr>
+        <w:spacing w:after="120" w:line="276"/>
+      </w:pPr>
+      <w:r>
+        <w:rPr>
+          <w:rFonts w:ascii="Calibri" w:cs="Calibri" w:eastAsia="Calibri" w:hAnsi="Calibri"/>
+          <w:color w:val="16181D"/>
+          <w:sz w:val="20"/>
+          <w:szCs w:val="20"/>
+        </w:rPr>
+        <w:t xml:space="preserve">Two distinct planes, often confused: Identify Business Analysis Performance Improvements (3.5) assesses the ANALYSIS WORK and plans how to improve it, and its output feeds Plan Stakeholder Engagement and Prepare for Elicitation; Measure Solution Performance (8.1) and Analyze Performance Measures (8.2) assess the SOLUTION instead.</w:t>
       </w:r>
     </w:p>
     <w:p>
@@ -13745,7 +15051,34 @@
           <w:sz w:val="22"/>
           <w:szCs w:val="22"/>
         </w:rPr>
-        <w:t xml:space="preserve">9.1 Validating information quality</w:t>
+        <w:t xml:space="preserve">9.1 Ensure that information within your initiative is validated for the intended purpose</w:t>
+      </w:r>
+    </w:p>
+    <w:p>
+      <w:pPr>
+        <w:spacing w:after="140" w:line="264"/>
+      </w:pPr>
+      <w:r>
+        <w:rPr>
+          <w:rFonts w:ascii="Calibri" w:cs="Calibri" w:eastAsia="Calibri" w:hAnsi="Calibri"/>
+          <w:b/>
+          <w:bCs/>
+          <w:color w:val="2F5DE3"/>
+          <w:sz w:val="17"/>
+          <w:szCs w:val="17"/>
+        </w:rPr>
+        <w:t xml:space="preserve">Study: </w:t>
+      </w:r>
+      <w:r>
+        <w:rPr>
+          <w:rFonts w:ascii="Calibri" w:cs="Calibri" w:eastAsia="Calibri" w:hAnsi="Calibri"/>
+          <w:i/>
+          <w:iCs/>
+          <w:color w:val="5C6572"/>
+          <w:sz w:val="17"/>
+          <w:szCs w:val="17"/>
+        </w:rPr>
+        <w:t xml:space="preserve">BABOK 3.4 · BABOK 5.1 · BABOK 5.2</w:t>
       </w:r>
     </w:p>
     <w:p>
@@ -14668,7 +16001,34 @@
           <w:sz w:val="22"/>
           <w:szCs w:val="22"/>
         </w:rPr>
-        <w:t xml:space="preserve">9.2 Recognizing constraints</w:t>
+        <w:t xml:space="preserve">9.2 Understand the environmental constraints in which your organization operates</w:t>
+      </w:r>
+    </w:p>
+    <w:p>
+      <w:pPr>
+        <w:spacing w:after="140" w:line="264"/>
+      </w:pPr>
+      <w:r>
+        <w:rPr>
+          <w:rFonts w:ascii="Calibri" w:cs="Calibri" w:eastAsia="Calibri" w:hAnsi="Calibri"/>
+          <w:b/>
+          <w:bCs/>
+          <w:color w:val="2F5DE3"/>
+          <w:sz w:val="17"/>
+          <w:szCs w:val="17"/>
+        </w:rPr>
+        <w:t xml:space="preserve">Study: </w:t>
+      </w:r>
+      <w:r>
+        <w:rPr>
+          <w:rFonts w:ascii="Calibri" w:cs="Calibri" w:eastAsia="Calibri" w:hAnsi="Calibri"/>
+          <w:i/>
+          <w:iCs/>
+          <w:color w:val="5C6572"/>
+          <w:sz w:val="17"/>
+          <w:szCs w:val="17"/>
+        </w:rPr>
+        <w:t xml:space="preserve">BA Standard 4 · BABOK 3.1</w:t>
       </w:r>
     </w:p>
     <w:p>
@@ -14684,6 +16044,77 @@
         </w:rPr>
         <w:t xml:space="preserve">Constraints — policies, regulations, technology, structure — emerge from the current state analysis and influence the change strategy. When a new constraint makes the chosen approach unworkable, change strategy and solution scope are re-examined to keep them aligned with the future state: the scope can evolve.</w:t>
       </w:r>
+    </w:p>
+    <w:p>
+      <w:pPr>
+        <w:spacing w:after="60"/>
+      </w:pPr>
+    </w:p>
+    <w:tbl>
+      <w:tblPr>
+        <w:tblW w:type="dxa" w:w="9000"/>
+        <w:tblBorders>
+          <w:top w:val="none"/>
+          <w:left w:val="single" w:color="2F5DE3" w:sz="18"/>
+          <w:bottom w:val="none"/>
+          <w:right w:val="none"/>
+          <w:insideH w:val="none"/>
+          <w:insideV w:val="none"/>
+        </w:tblBorders>
+      </w:tblPr>
+      <w:tblGrid>
+        <w:gridCol w:w="9000"/>
+      </w:tblGrid>
+      <w:tr>
+        <w:tc>
+          <w:tcPr>
+            <w:tcW w:type="dxa" w:w="9000"/>
+            <w:shd w:fill="E8EDFD" w:color="auto" w:val="clear"/>
+            <w:tcMar>
+              <w:top w:type="dxa" w:w="120"/>
+              <w:left w:type="dxa" w:w="160"/>
+              <w:bottom w:type="dxa" w:w="120"/>
+              <w:right w:type="dxa" w:w="160"/>
+            </w:tcMar>
+          </w:tcPr>
+          <w:p>
+            <w:pPr>
+              <w:spacing w:after="40"/>
+            </w:pPr>
+            <w:r>
+              <w:rPr>
+                <w:rFonts w:ascii="Calibri" w:cs="Calibri" w:eastAsia="Calibri" w:hAnsi="Calibri"/>
+                <w:b/>
+                <w:bCs/>
+                <w:color w:val="2F5DE3"/>
+                <w:spacing w:val="20"/>
+                <w:sz w:val="15"/>
+                <w:szCs w:val="15"/>
+              </w:rPr>
+              <w:t xml:space="preserve">KEY POINT</w:t>
+            </w:r>
+          </w:p>
+          <w:p>
+            <w:pPr>
+              <w:spacing w:after="0" w:line="264"/>
+            </w:pPr>
+            <w:r>
+              <w:rPr>
+                <w:rFonts w:ascii="Calibri" w:cs="Calibri" w:eastAsia="Calibri" w:hAnsi="Calibri"/>
+                <w:color w:val="16181D"/>
+                <w:sz w:val="19"/>
+                <w:szCs w:val="19"/>
+              </w:rPr>
+              <w:t xml:space="preserve">In the official sample question for this activity, faced with a policy that rules out a useful tool the correct answer is to identify alternative tools or processes that comply with the policy: not to use it anyway, not merely to document the inefficiency, and not to pause the initiative until the rule changes.</w:t>
+            </w:r>
+          </w:p>
+        </w:tc>
+      </w:tr>
+    </w:tbl>
+    <w:p>
+      <w:pPr>
+        <w:spacing w:after="160"/>
+      </w:pPr>
     </w:p>
     <w:p>
       <w:pPr>
@@ -14713,7 +16144,34 @@
           <w:sz w:val="22"/>
           <w:szCs w:val="22"/>
         </w:rPr>
-        <w:t xml:space="preserve">9.3 Technology</w:t>
+        <w:t xml:space="preserve">9.3 Understand the impact of technology trends on your initiative</w:t>
+      </w:r>
+    </w:p>
+    <w:p>
+      <w:pPr>
+        <w:spacing w:after="140" w:line="264"/>
+      </w:pPr>
+      <w:r>
+        <w:rPr>
+          <w:rFonts w:ascii="Calibri" w:cs="Calibri" w:eastAsia="Calibri" w:hAnsi="Calibri"/>
+          <w:b/>
+          <w:bCs/>
+          <w:color w:val="2F5DE3"/>
+          <w:sz w:val="17"/>
+          <w:szCs w:val="17"/>
+        </w:rPr>
+        <w:t xml:space="preserve">Study: </w:t>
+      </w:r>
+      <w:r>
+        <w:rPr>
+          <w:rFonts w:ascii="Calibri" w:cs="Calibri" w:eastAsia="Calibri" w:hAnsi="Calibri"/>
+          <w:i/>
+          <w:iCs/>
+          <w:color w:val="5C6572"/>
+          <w:sz w:val="17"/>
+          <w:szCs w:val="17"/>
+        </w:rPr>
+        <w:t xml:space="preserve">BABOK 3.4 · BABOK 5.1</w:t>
       </w:r>
     </w:p>
     <w:p>
@@ -14729,6 +16187,77 @@
         </w:rPr>
         <w:t xml:space="preserve">Technology and infrastructure are part of the current state. When a question cannot be answered by people or documents, the answer is elicitation through EXPERIMENTS: observational studies, proofs of concept, prototypes.</w:t>
       </w:r>
+    </w:p>
+    <w:p>
+      <w:pPr>
+        <w:spacing w:after="60"/>
+      </w:pPr>
+    </w:p>
+    <w:tbl>
+      <w:tblPr>
+        <w:tblW w:type="dxa" w:w="9000"/>
+        <w:tblBorders>
+          <w:top w:val="none"/>
+          <w:left w:val="single" w:color="2F5DE3" w:sz="18"/>
+          <w:bottom w:val="none"/>
+          <w:right w:val="none"/>
+          <w:insideH w:val="none"/>
+          <w:insideV w:val="none"/>
+        </w:tblBorders>
+      </w:tblPr>
+      <w:tblGrid>
+        <w:gridCol w:w="9000"/>
+      </w:tblGrid>
+      <w:tr>
+        <w:tc>
+          <w:tcPr>
+            <w:tcW w:type="dxa" w:w="9000"/>
+            <w:shd w:fill="E8EDFD" w:color="auto" w:val="clear"/>
+            <w:tcMar>
+              <w:top w:type="dxa" w:w="120"/>
+              <w:left w:type="dxa" w:w="160"/>
+              <w:bottom w:type="dxa" w:w="120"/>
+              <w:right w:type="dxa" w:w="160"/>
+            </w:tcMar>
+          </w:tcPr>
+          <w:p>
+            <w:pPr>
+              <w:spacing w:after="40"/>
+            </w:pPr>
+            <w:r>
+              <w:rPr>
+                <w:rFonts w:ascii="Calibri" w:cs="Calibri" w:eastAsia="Calibri" w:hAnsi="Calibri"/>
+                <w:b/>
+                <w:bCs/>
+                <w:color w:val="2F5DE3"/>
+                <w:spacing w:val="20"/>
+                <w:sz w:val="15"/>
+                <w:szCs w:val="15"/>
+              </w:rPr>
+              <w:t xml:space="preserve">KEY POINT</w:t>
+            </w:r>
+          </w:p>
+          <w:p>
+            <w:pPr>
+              <w:spacing w:after="0" w:line="264"/>
+            </w:pPr>
+            <w:r>
+              <w:rPr>
+                <w:rFonts w:ascii="Calibri" w:cs="Calibri" w:eastAsia="Calibri" w:hAnsi="Calibri"/>
+                <w:color w:val="16181D"/>
+                <w:sz w:val="19"/>
+                <w:szCs w:val="19"/>
+              </w:rPr>
+              <w:t xml:space="preserve">In the official sample question for this activity, the first step with an emerging technology is a risk-benefit analysis: you assess whether the technology is relevant to the initiative's goals and what it implies before building prototypes, setting up sandboxes, or seeking leadership support.</w:t>
+            </w:r>
+          </w:p>
+        </w:tc>
+      </w:tr>
+    </w:tbl>
+    <w:p>
+      <w:pPr>
+        <w:spacing w:after="160"/>
+      </w:pPr>
     </w:p>
     <w:p>
       <w:pPr>
@@ -15085,7 +16614,34 @@
           <w:sz w:val="22"/>
           <w:szCs w:val="22"/>
         </w:rPr>
-        <w:t xml:space="preserve">9.4 Industry standards and frameworks</w:t>
+        <w:t xml:space="preserve">9.4 Understand industry benchmarks and reference standards of practice</w:t>
+      </w:r>
+    </w:p>
+    <w:p>
+      <w:pPr>
+        <w:spacing w:after="140" w:line="264"/>
+      </w:pPr>
+      <w:r>
+        <w:rPr>
+          <w:rFonts w:ascii="Calibri" w:cs="Calibri" w:eastAsia="Calibri" w:hAnsi="Calibri"/>
+          <w:b/>
+          <w:bCs/>
+          <w:color w:val="2F5DE3"/>
+          <w:sz w:val="17"/>
+          <w:szCs w:val="17"/>
+        </w:rPr>
+        <w:t xml:space="preserve">Study: </w:t>
+      </w:r>
+      <w:r>
+        <w:rPr>
+          <w:rFonts w:ascii="Calibri" w:cs="Calibri" w:eastAsia="Calibri" w:hAnsi="Calibri"/>
+          <w:i/>
+          <w:iCs/>
+          <w:color w:val="5C6572"/>
+          <w:sz w:val="17"/>
+          <w:szCs w:val="17"/>
+        </w:rPr>
+        <w:t xml:space="preserve">BABOK 4.4 · BABOK 7.3 · BABOK 7.6</w:t>
       </w:r>
     </w:p>
     <w:p>

--- a/docs/summaries/ECBA - Study Summaries.docx
+++ b/docs/summaries/ECBA - Study Summaries.docx
@@ -2069,7 +2069,7 @@
           <w:sz w:val="22"/>
           <w:szCs w:val="22"/>
         </w:rPr>
-        <w:t xml:space="preserve">1.1 Define Business Analysis</w:t>
+        <w:t xml:space="preserve">Activity statement 1.1 — Define Business Analysis</w:t>
       </w:r>
     </w:p>
     <w:p>
@@ -2184,7 +2184,7 @@
           <w:sz w:val="22"/>
           <w:szCs w:val="22"/>
         </w:rPr>
-        <w:t xml:space="preserve">1.2 Business Analysis Core Concept Model (BACCM)</w:t>
+        <w:t xml:space="preserve">Activity statement 1.2 — Business Analysis Core Concept Model (BACCM)</w:t>
       </w:r>
     </w:p>
     <w:p>
@@ -2772,7 +2772,7 @@
           <w:sz w:val="20"/>
           <w:szCs w:val="20"/>
         </w:rPr>
-        <w:t xml:space="preserve">Change → Need: changes also cause needs, by reducing or increasing the value delivered by existing solutions. This is the less intuitive direction, and for that reason the most tested.</w:t>
+        <w:t xml:space="preserve">Change → Need: changes also cause needs, by reducing or increasing the value delivered by existing solutions. This is the less intuitive of the two directions, and the one that is easier to forget.</w:t>
       </w:r>
     </w:p>
     <w:p>
@@ -2945,7 +2945,7 @@
           <w:sz w:val="20"/>
           <w:szCs w:val="20"/>
         </w:rPr>
-        <w:t xml:space="preserve">Evaluate the relationships among the six concepts and their impact</w:t>
+        <w:t xml:space="preserve">Perform better business analysis by evaluating the relationships among the six concepts</w:t>
       </w:r>
     </w:p>
     <w:p>
@@ -2964,7 +2964,7 @@
           <w:sz w:val="20"/>
           <w:szCs w:val="20"/>
         </w:rPr>
-        <w:t xml:space="preserve">Establish both a foundation and a path forward</w:t>
+        <w:t xml:space="preserve">Evaluate the impact of these concepts and relationships</w:t>
       </w:r>
     </w:p>
     <w:p>
@@ -2983,6 +2983,25 @@
           <w:sz w:val="20"/>
           <w:szCs w:val="20"/>
         </w:rPr>
+        <w:t xml:space="preserve">Establish both a foundation and a path forward</w:t>
+      </w:r>
+    </w:p>
+    <w:p>
+      <w:pPr>
+        <w:pStyle w:val="ListParagraph"/>
+        <w:numPr>
+          <w:ilvl w:val="0"/>
+          <w:numId w:val="2"/>
+        </w:numPr>
+        <w:spacing w:after="80" w:line="276"/>
+      </w:pPr>
+      <w:r>
+        <w:rPr>
+          <w:rFonts w:ascii="Calibri" w:cs="Calibri" w:eastAsia="Calibri" w:hAnsi="Calibri"/>
+          <w:color w:val="16181D"/>
+          <w:sz w:val="20"/>
+          <w:szCs w:val="20"/>
+        </w:rPr>
         <w:t xml:space="preserve">Consider the quality and completeness of the work being done</w:t>
       </w:r>
     </w:p>
@@ -3014,7 +3033,7 @@
           <w:sz w:val="22"/>
           <w:szCs w:val="22"/>
         </w:rPr>
-        <w:t xml:space="preserve">1.3 Importance of Business Analysis</w:t>
+        <w:t xml:space="preserve">Activity statement 1.3 — Importance of Business Analysis</w:t>
       </w:r>
     </w:p>
     <w:p>
@@ -3735,7 +3754,7 @@
           <w:sz w:val="22"/>
           <w:szCs w:val="22"/>
         </w:rPr>
-        <w:t xml:space="preserve">1.4 Outcomes and Value Creation</w:t>
+        <w:t xml:space="preserve">Activity statement 1.4 — Outcomes and Value Creation</w:t>
       </w:r>
     </w:p>
     <w:p>
@@ -4315,7 +4334,7 @@
           <w:sz w:val="22"/>
           <w:szCs w:val="22"/>
         </w:rPr>
-        <w:t xml:space="preserve">2.1 Importance of Mindset</w:t>
+        <w:t xml:space="preserve">Activity statement 2.1 — Importance of Mindset</w:t>
       </w:r>
     </w:p>
     <w:p>
@@ -4387,7 +4406,7 @@
           <w:sz w:val="22"/>
           <w:szCs w:val="22"/>
         </w:rPr>
-        <w:t xml:space="preserve">2.2 Ways to Think About Business Analysis</w:t>
+        <w:t xml:space="preserve">Activity statement 2.2 — Ways to Think About Business Analysis</w:t>
       </w:r>
     </w:p>
     <w:p>
@@ -4516,7 +4535,7 @@
           <w:sz w:val="22"/>
           <w:szCs w:val="22"/>
         </w:rPr>
-        <w:t xml:space="preserve">2.3 Business Analysis Principles</w:t>
+        <w:t xml:space="preserve">Activity statement 2.3 — Business Analysis Principles</w:t>
       </w:r>
     </w:p>
     <w:p>
@@ -4557,7 +4576,7 @@
           <w:sz w:val="20"/>
           <w:szCs w:val="20"/>
         </w:rPr>
-        <w:t xml:space="preserve">They come from the Agile Extension. There are few of them: worth learning verbatim, because the exam tests them often.</w:t>
+        <w:t xml:space="preserve">They come from the Agile Extension. There are seven, with short names: worth learning verbatim, because plausible distractors are easy to build by changing a single word.</w:t>
       </w:r>
     </w:p>
     <w:p>
@@ -5054,7 +5073,7 @@
           <w:sz w:val="22"/>
           <w:szCs w:val="22"/>
         </w:rPr>
-        <w:t xml:space="preserve">2.4 Foundational Competencies</w:t>
+        <w:t xml:space="preserve">Activity statement 2.4 — Foundational Competencies</w:t>
       </w:r>
     </w:p>
     <w:p>
@@ -5895,7 +5914,7 @@
           <w:sz w:val="22"/>
           <w:szCs w:val="22"/>
         </w:rPr>
-        <w:t xml:space="preserve">3.1 Who Performs Business Analysis</w:t>
+        <w:t xml:space="preserve">Activity statement 3.1 — Who Performs Business Analysis</w:t>
       </w:r>
     </w:p>
     <w:p>
@@ -5953,7 +5972,7 @@
           <w:sz w:val="22"/>
           <w:szCs w:val="22"/>
         </w:rPr>
-        <w:t xml:space="preserve">3.2 Approaches to Business Analysis Work and Techniques</w:t>
+        <w:t xml:space="preserve">Activity statement 3.2 — Approaches to Business Analysis Work and Techniques</w:t>
       </w:r>
     </w:p>
     <w:p>
@@ -6536,7 +6555,7 @@
           <w:sz w:val="22"/>
           <w:szCs w:val="22"/>
         </w:rPr>
-        <w:t xml:space="preserve">3.4 Understand Requirements and Designs</w:t>
+        <w:t xml:space="preserve">Activity statement 3.4 — Understand Requirements and Designs</w:t>
       </w:r>
     </w:p>
     <w:p>
@@ -6577,7 +6596,7 @@
           <w:sz w:val="20"/>
           <w:szCs w:val="20"/>
         </w:rPr>
-        <w:t xml:space="preserve">The most tested distinction on the whole exam.</w:t>
+        <w:t xml:space="preserve">The foundational distinction of this domain, and the one the official documents define most contrastively.</w:t>
       </w:r>
     </w:p>
     <w:p>
@@ -7471,7 +7490,7 @@
           <w:sz w:val="22"/>
           <w:szCs w:val="22"/>
         </w:rPr>
-        <w:t xml:space="preserve">3.3 Understand Organizational Considerations</w:t>
+        <w:t xml:space="preserve">Activity statement 3.3 — Understand Organizational Considerations</w:t>
       </w:r>
     </w:p>
     <w:p>
@@ -8000,7 +8019,7 @@
           <w:sz w:val="22"/>
           <w:szCs w:val="22"/>
         </w:rPr>
-        <w:t xml:space="preserve">4.1 Understand the factors that impact the work that you are doing</w:t>
+        <w:t xml:space="preserve">Activity statement 4.1 — Understand the factors that impact the work that you are doing</w:t>
       </w:r>
     </w:p>
     <w:p>
@@ -8228,7 +8247,7 @@
           <w:sz w:val="22"/>
           <w:szCs w:val="22"/>
         </w:rPr>
-        <w:t xml:space="preserve">4.2 Analyze the impact of proposed changes</w:t>
+        <w:t xml:space="preserve">Activity statement 4.2 — Analyze the impact of proposed changes</w:t>
       </w:r>
     </w:p>
     <w:p>
@@ -8682,7 +8701,7 @@
           <w:sz w:val="22"/>
           <w:szCs w:val="22"/>
         </w:rPr>
-        <w:t xml:space="preserve">4.3 Support the implementation of changes</w:t>
+        <w:t xml:space="preserve">Activity statement 4.3 — Support the implementation of changes</w:t>
       </w:r>
     </w:p>
     <w:p>
@@ -8825,7 +8844,7 @@
           <w:sz w:val="22"/>
           <w:szCs w:val="22"/>
         </w:rPr>
-        <w:t xml:space="preserve">4.4 Enable change through straightforward initiatives</w:t>
+        <w:t xml:space="preserve">Activity statement 4.4 — Enable change through straightforward initiatives</w:t>
       </w:r>
     </w:p>
     <w:p>
@@ -9053,7 +9072,7 @@
           <w:sz w:val="22"/>
           <w:szCs w:val="22"/>
         </w:rPr>
-        <w:t xml:space="preserve">5.1 Elicit needs from stakeholders</w:t>
+        <w:t xml:space="preserve">Activity statement 5.1 — Elicit needs from stakeholders</w:t>
       </w:r>
     </w:p>
     <w:p>
@@ -9509,7 +9528,7 @@
                 <w:sz w:val="19"/>
                 <w:szCs w:val="19"/>
               </w:rPr>
-              <w:t xml:space="preserve">A recurring question: "what are the three common types of elicitation?" The most insidious distractor lists TECHNIQUES (interviews, workshops, surveys) instead of TYPES.</w:t>
+              <w:t xml:space="preserve">Take care to tell TYPES from TECHNIQUES: interviews, workshops and surveys are techniques, not types of elicitation.</w:t>
             </w:r>
           </w:p>
         </w:tc>
@@ -9562,7 +9581,7 @@
           <w:sz w:val="22"/>
           <w:szCs w:val="22"/>
         </w:rPr>
-        <w:t xml:space="preserve">5.2 Capture and refine the needs elicited from stakeholders</w:t>
+        <w:t xml:space="preserve">Activity statement 5.2 — Capture and refine the needs elicited from stakeholders</w:t>
       </w:r>
     </w:p>
     <w:p>
@@ -10032,7 +10051,7 @@
                 <w:sz w:val="19"/>
                 <w:szCs w:val="19"/>
               </w:rPr>
-              <w:t xml:space="preserve">Verify versus Validate is one of the most tested distinctions. A beautifully written requirement contributing to no objective passes verification and fails validation — and is a strong candidate for elimination.</w:t>
+              <w:t xml:space="preserve">Verify versus Validate is a pair the documents define closely and contrastively, and so an easy one to confuse. A beautifully written requirement contributing to no objective passes verification and fails validation — and is a strong candidate for elimination.</w:t>
             </w:r>
           </w:p>
         </w:tc>
@@ -10085,7 +10104,7 @@
           <w:sz w:val="22"/>
           <w:szCs w:val="22"/>
         </w:rPr>
-        <w:t xml:space="preserve">5.3 Analyze needs to ensure they are feasible and align with business outcomes</w:t>
+        <w:t xml:space="preserve">Activity statement 5.3 — Analyze needs to ensure they are feasible and align with business outcomes</w:t>
       </w:r>
     </w:p>
     <w:p>
@@ -10157,7 +10176,7 @@
           <w:sz w:val="22"/>
           <w:szCs w:val="22"/>
         </w:rPr>
-        <w:t xml:space="preserve">5.4 Prioritize needs based on their business value and urgency</w:t>
+        <w:t xml:space="preserve">Activity statement 5.4 — Prioritize needs based on their business value and urgency</w:t>
       </w:r>
     </w:p>
     <w:p>
@@ -10907,7 +10926,7 @@
           <w:sz w:val="22"/>
           <w:szCs w:val="22"/>
         </w:rPr>
-        <w:t xml:space="preserve">6.1 Participate in validating solutions to ensure they meet the need</w:t>
+        <w:t xml:space="preserve">Activity statement 6.1 — Participate in validating solutions to ensure they meet the need</w:t>
       </w:r>
     </w:p>
     <w:p>
@@ -11193,7 +11212,7 @@
           <w:sz w:val="22"/>
           <w:szCs w:val="22"/>
         </w:rPr>
-        <w:t xml:space="preserve">6.2 Develop recommendations for potential solutions to business problems</w:t>
+        <w:t xml:space="preserve">Activity statement 6.2 — Develop recommendations for potential solutions to business problems</w:t>
       </w:r>
     </w:p>
     <w:p>
@@ -11303,7 +11322,7 @@
           <w:sz w:val="22"/>
           <w:szCs w:val="22"/>
         </w:rPr>
-        <w:t xml:space="preserve">6.3 Implement the scope of solutions to business problems</w:t>
+        <w:t xml:space="preserve">Activity statement 6.3 — Implement the scope of solutions to business problems</w:t>
       </w:r>
     </w:p>
     <w:p>
@@ -11407,7 +11426,7 @@
                 <w:sz w:val="19"/>
                 <w:szCs w:val="19"/>
               </w:rPr>
-              <w:t xml:space="preserve">Two frequently tested points: the solution scope MAY EVOLVE throughout an initiative as more information is discovered, and it may include descriptions of OUT-OF-SCOPE components, for clarity.</w:t>
+              <w:t xml:space="preserve">Two points easy to assume backwards: the solution scope MAY EVOLVE throughout an initiative as more information is discovered, and it may include descriptions of OUT-OF-SCOPE components, for clarity.</w:t>
             </w:r>
           </w:p>
         </w:tc>
@@ -11446,7 +11465,7 @@
           <w:sz w:val="22"/>
           <w:szCs w:val="22"/>
         </w:rPr>
-        <w:t xml:space="preserve">6.4 Support the design of business solutions</w:t>
+        <w:t xml:space="preserve">Activity statement 6.4 — Support the design of business solutions</w:t>
       </w:r>
     </w:p>
     <w:p>
@@ -12003,7 +12022,7 @@
           <w:sz w:val="22"/>
           <w:szCs w:val="22"/>
         </w:rPr>
-        <w:t xml:space="preserve">7.2 Identify stakeholders for your initiatives</w:t>
+        <w:t xml:space="preserve">Activity statement 7.2 — Identify stakeholders for your initiatives</w:t>
       </w:r>
     </w:p>
     <w:p>
@@ -12938,7 +12957,7 @@
           <w:sz w:val="22"/>
           <w:szCs w:val="22"/>
         </w:rPr>
-        <w:t xml:space="preserve">7.1 Communicate with stakeholders throughout the initiative</w:t>
+        <w:t xml:space="preserve">Activity statement 7.1 — Communicate with stakeholders throughout the initiative</w:t>
       </w:r>
     </w:p>
     <w:p>
@@ -13024,7 +13043,7 @@
           <w:sz w:val="22"/>
           <w:szCs w:val="22"/>
         </w:rPr>
-        <w:t xml:space="preserve">7.3 Manage collaboration and relationships with stakeholders</w:t>
+        <w:t xml:space="preserve">Activity statement 7.3 — Manage collaboration and relationships with stakeholders</w:t>
       </w:r>
     </w:p>
     <w:p>
@@ -13181,7 +13200,7 @@
           <w:sz w:val="22"/>
           <w:szCs w:val="22"/>
         </w:rPr>
-        <w:t xml:space="preserve">7.4 Analyze the motivations and expectations of stakeholders</w:t>
+        <w:t xml:space="preserve">Activity statement 7.4 — Analyze the motivations and expectations of stakeholders</w:t>
       </w:r>
     </w:p>
     <w:p>
@@ -13419,7 +13438,7 @@
           <w:sz w:val="22"/>
           <w:szCs w:val="22"/>
         </w:rPr>
-        <w:t xml:space="preserve">8.1 Understand the outcome that needs to be produced</w:t>
+        <w:t xml:space="preserve">Activity statement 8.1 — Understand the outcome that needs to be produced</w:t>
       </w:r>
     </w:p>
     <w:p>
@@ -13774,7 +13793,7 @@
           <w:sz w:val="22"/>
           <w:szCs w:val="22"/>
         </w:rPr>
-        <w:t xml:space="preserve">8.2 Help support the team in creating value</w:t>
+        <w:t xml:space="preserve">Activity statement 8.2 — Help support the team in creating value</w:t>
       </w:r>
     </w:p>
     <w:p>
@@ -14197,7 +14216,7 @@
           <w:sz w:val="20"/>
           <w:szCs w:val="20"/>
         </w:rPr>
-        <w:t xml:space="preserve">The sequence of the five Solution Evaluation tasks: 8.1 Measure (define and collect) → 8.2 Analyze (turn data into insights about performance relative to value) → 8.3 and 8.4 Assess Limitations (internal and external) → 8.5 Recommend Actions. Data collected without analysis produces no decisions: this is the 8.1 versus 8.2 distinction the exam puts to the test.</w:t>
+        <w:t xml:space="preserve">The sequence of the five Solution Evaluation tasks: 8.1 Measure (define and collect) → 8.2 Analyze (turn data into insights about performance relative to value) → 8.3 and 8.4 Assess Limitations (internal and external) → 8.5 Recommend Actions. Data collected without analysis produces no decisions: this is the 8.1 versus 8.2 distinction.</w:t>
       </w:r>
     </w:p>
     <w:p>
@@ -14214,7 +14233,7 @@
           <w:sz w:val="22"/>
           <w:szCs w:val="22"/>
         </w:rPr>
-        <w:t xml:space="preserve">8.3 Communicate the value of initiatives or solutions to stakeholders</w:t>
+        <w:t xml:space="preserve">Activity statement 8.3 — Communicate the value of initiatives or solutions to stakeholders</w:t>
       </w:r>
     </w:p>
     <w:p>
@@ -14357,7 +14376,7 @@
           <w:sz w:val="22"/>
           <w:szCs w:val="22"/>
         </w:rPr>
-        <w:t xml:space="preserve">8.4 Measure the value delivered by your initiatives or solutions</w:t>
+        <w:t xml:space="preserve">Activity statement 8.4 — Measure the value delivered by your initiatives or solutions</w:t>
       </w:r>
     </w:p>
     <w:p>
@@ -15051,7 +15070,7 @@
           <w:sz w:val="22"/>
           <w:szCs w:val="22"/>
         </w:rPr>
-        <w:t xml:space="preserve">9.1 Ensure that information within your initiative is validated for the intended purpose</w:t>
+        <w:t xml:space="preserve">Activity statement 9.1 — Ensure that information within your initiative is validated for the intended purpose</w:t>
       </w:r>
     </w:p>
     <w:p>
@@ -16001,7 +16020,7 @@
           <w:sz w:val="22"/>
           <w:szCs w:val="22"/>
         </w:rPr>
-        <w:t xml:space="preserve">9.2 Understand the environmental constraints in which your organization operates</w:t>
+        <w:t xml:space="preserve">Activity statement 9.2 — Understand the environmental constraints in which your organization operates</w:t>
       </w:r>
     </w:p>
     <w:p>
@@ -16144,7 +16163,7 @@
           <w:sz w:val="22"/>
           <w:szCs w:val="22"/>
         </w:rPr>
-        <w:t xml:space="preserve">9.3 Understand the impact of technology trends on your initiative</w:t>
+        <w:t xml:space="preserve">Activity statement 9.3 — Understand the impact of technology trends on your initiative</w:t>
       </w:r>
     </w:p>
     <w:p>
@@ -16614,7 +16633,7 @@
           <w:sz w:val="22"/>
           <w:szCs w:val="22"/>
         </w:rPr>
-        <w:t xml:space="preserve">9.4 Understand industry benchmarks and reference standards of practice</w:t>
+        <w:t xml:space="preserve">Activity statement 9.4 — Understand industry benchmarks and reference standards of practice</w:t>
       </w:r>
     </w:p>
     <w:p>
